--- a/Report 1_Project_Proposal,Report 2_System_Analysis_Design,Report 3_Core_Feature_Development/Report 3_Core_Feature_Development.docx
+++ b/Report 1_Project_Proposal,Report 2_System_Analysis_Design,Report 3_Core_Feature_Development/Report 3_Core_Feature_Development.docx
@@ -1,10 +1,10 @@
 
 <file path=word/document.xml><?xml version="1.0" encoding="utf-8"?>
-<w:document xmlns:wpc="http://schemas.microsoft.com/office/word/2010/wordprocessingCanvas" xmlns:cx="http://schemas.microsoft.com/office/drawing/2014/chartex" xmlns:cx1="http://schemas.microsoft.com/office/drawing/2015/9/8/chartex" xmlns:cx2="http://schemas.microsoft.com/office/drawing/2015/10/21/chartex" xmlns:cx3="http://schemas.microsoft.com/office/drawing/2016/5/9/chartex" xmlns:cx4="http://schemas.microsoft.com/office/drawing/2016/5/10/chartex" xmlns:cx5="http://schemas.microsoft.com/office/drawing/2016/5/11/chartex" xmlns:cx6="http://schemas.microsoft.com/office/drawing/2016/5/12/chartex" xmlns:cx7="http://schemas.microsoft.com/office/drawing/2016/5/13/chartex" xmlns:cx8="http://schemas.microsoft.com/office/drawing/2016/5/14/chartex" xmlns:mc="http://schemas.openxmlformats.org/markup-compatibility/2006" xmlns:aink="http://schemas.microsoft.com/office/drawing/2016/ink" xmlns:am3d="http://schemas.microsoft.com/office/drawing/2017/model3d" xmlns:o="urn:schemas-microsoft-com:office:office" xmlns:oel="http://schemas.microsoft.com/office/2019/extlst" xmlns:r="http://schemas.openxmlformats.org/officeDocument/2006/relationships" xmlns:m="http://schemas.openxmlformats.org/officeDocument/2006/math" xmlns:v="urn:schemas-microsoft-com:vml" xmlns:wp14="http://schemas.microsoft.com/office/word/2010/wordprocessingDrawing" xmlns:wp="http://schemas.openxmlformats.org/drawingml/2006/wordprocessingDrawing" xmlns:w10="urn:schemas-microsoft-com:office:word" xmlns:w="http://schemas.openxmlformats.org/wordprocessingml/2006/main" xmlns:w14="http://schemas.microsoft.com/office/word/2010/wordml" xmlns:w15="http://schemas.microsoft.com/office/word/2012/wordml" xmlns:w16cex="http://schemas.microsoft.com/office/word/2018/wordml/cex" xmlns:w16cid="http://schemas.microsoft.com/office/word/2016/wordml/cid" xmlns:w16="http://schemas.microsoft.com/office/word/2018/wordml" xmlns:w16du="http://schemas.microsoft.com/office/word/2023/wordml/word16du" xmlns:w16sdtdh="http://schemas.microsoft.com/office/word/2020/wordml/sdtdatahash" xmlns:w16sdtfl="http://schemas.microsoft.com/office/word/2024/wordml/sdtformatlock" xmlns:w16se="http://schemas.microsoft.com/office/word/2015/wordml/symex" xmlns:wpg="http://schemas.microsoft.com/office/word/2010/wordprocessingGroup" xmlns:wpi="http://schemas.microsoft.com/office/word/2010/wordprocessingInk" xmlns:wne="http://schemas.microsoft.com/office/word/2006/wordml" xmlns:wps="http://schemas.microsoft.com/office/word/2010/wordprocessingShape" mc:Ignorable="w14 w15 w16se w16cid w16 w16cex w16sdtdh w16sdtfl w16du wp14">
+<w:document xmlns:wpc="http://schemas.microsoft.com/office/word/2010/wordprocessingCanvas" xmlns:cx="http://schemas.microsoft.com/office/drawing/2014/chartex" xmlns:cx1="http://schemas.microsoft.com/office/drawing/2015/9/8/chartex" xmlns:cx2="http://schemas.microsoft.com/office/drawing/2015/10/21/chartex" xmlns:cx3="http://schemas.microsoft.com/office/drawing/2016/5/9/chartex" xmlns:cx4="http://schemas.microsoft.com/office/drawing/2016/5/10/chartex" xmlns:cx5="http://schemas.microsoft.com/office/drawing/2016/5/11/chartex" xmlns:cx6="http://schemas.microsoft.com/office/drawing/2016/5/12/chartex" xmlns:cx7="http://schemas.microsoft.com/office/drawing/2016/5/13/chartex" xmlns:cx8="http://schemas.microsoft.com/office/drawing/2016/5/14/chartex" xmlns:mc="http://schemas.openxmlformats.org/markup-compatibility/2006" xmlns:aink="http://schemas.microsoft.com/office/drawing/2016/ink" xmlns:am3d="http://schemas.microsoft.com/office/drawing/2017/model3d" xmlns:o="urn:schemas-microsoft-com:office:office" xmlns:oel="http://schemas.microsoft.com/office/2019/extlst" xmlns:r="http://schemas.openxmlformats.org/officeDocument/2006/relationships" xmlns:m="http://schemas.openxmlformats.org/officeDocument/2006/math" xmlns:v="urn:schemas-microsoft-com:vml" xmlns:wp14="http://schemas.microsoft.com/office/word/2010/wordprocessingDrawing" xmlns:wp="http://schemas.openxmlformats.org/drawingml/2006/wordprocessingDrawing" xmlns:w10="urn:schemas-microsoft-com:office:word" xmlns:w="http://schemas.openxmlformats.org/wordprocessingml/2006/main" xmlns:w14="http://schemas.microsoft.com/office/word/2010/wordml" xmlns:w15="http://schemas.microsoft.com/office/word/2012/wordml" xmlns:w16cei="http://schemas.microsoft.com/office/word/2026/wordml/cei" xmlns:w16cex="http://schemas.microsoft.com/office/word/2018/wordml/cex" xmlns:w16cid="http://schemas.microsoft.com/office/word/2016/wordml/cid" xmlns:w16="http://schemas.microsoft.com/office/word/2018/wordml" xmlns:w16du="http://schemas.microsoft.com/office/word/2023/wordml/word16du" xmlns:w16sdtdh="http://schemas.microsoft.com/office/word/2020/wordml/sdtdatahash" xmlns:w16sdtfl="http://schemas.microsoft.com/office/word/2024/wordml/sdtformatlock" xmlns:w16se="http://schemas.microsoft.com/office/word/2015/wordml/symex" xmlns:wpg="http://schemas.microsoft.com/office/word/2010/wordprocessingGroup" xmlns:wpi="http://schemas.microsoft.com/office/word/2010/wordprocessingInk" xmlns:wne="http://schemas.microsoft.com/office/word/2006/wordml" xmlns:wps="http://schemas.microsoft.com/office/word/2010/wordprocessingShape" mc:Ignorable="w14 w15 w16se w16cid w16 w16cex w16sdtdh w16sdtfl w16du wp14">
   <w:body>
     <w:p>
       <w:pPr>
-        <w:pStyle w:val="u1"/>
+        <w:pStyle w:val="Heading1"/>
       </w:pPr>
       <w:r>
         <w:t>Report 3: Core Feature Development Report (Development Phase)</w:t>
@@ -12,7 +12,7 @@
     </w:p>
     <w:p>
       <w:pPr>
-        <w:pStyle w:val="u2"/>
+        <w:pStyle w:val="Heading2"/>
       </w:pPr>
       <w:r>
         <w:t>1. Development Progress Overview</w:t>
@@ -20,7 +20,7 @@
     </w:p>
     <w:p>
       <w:pPr>
-        <w:pStyle w:val="ThnVnban"/>
+        <w:pStyle w:val="BodyText"/>
         <w:numPr>
           <w:ilvl w:val="0"/>
           <w:numId w:val="2"/>
@@ -36,12 +36,252 @@
         <w:t>Current Progress:</w:t>
       </w:r>
       <w:r>
-        <w:t xml:space="preserve"> Dự án đang nằm trong giai đoạn Phát triển Cốt lõi (Development Phase). Đội ngũ đã hoàn thành việc thiết lập khung kiến trúc phần mềm, cấu hình cơ sở dữ liệu và hoàn thiện giao diện khung.</w:t>
+        <w:t xml:space="preserve"> </w:t>
+      </w:r>
+      <w:proofErr w:type="spellStart"/>
+      <w:r>
+        <w:t>Dự</w:t>
+      </w:r>
+      <w:proofErr w:type="spellEnd"/>
+      <w:r>
+        <w:t xml:space="preserve"> </w:t>
+      </w:r>
+      <w:proofErr w:type="spellStart"/>
+      <w:r>
+        <w:t>án</w:t>
+      </w:r>
+      <w:proofErr w:type="spellEnd"/>
+      <w:r>
+        <w:t xml:space="preserve"> </w:t>
+      </w:r>
+      <w:proofErr w:type="spellStart"/>
+      <w:r>
+        <w:t>đang</w:t>
+      </w:r>
+      <w:proofErr w:type="spellEnd"/>
+      <w:r>
+        <w:t xml:space="preserve"> </w:t>
+      </w:r>
+      <w:proofErr w:type="spellStart"/>
+      <w:r>
+        <w:t>nằm</w:t>
+      </w:r>
+      <w:proofErr w:type="spellEnd"/>
+      <w:r>
+        <w:t xml:space="preserve"> trong </w:t>
+      </w:r>
+      <w:proofErr w:type="spellStart"/>
+      <w:r>
+        <w:t>giai</w:t>
+      </w:r>
+      <w:proofErr w:type="spellEnd"/>
+      <w:r>
+        <w:t xml:space="preserve"> </w:t>
+      </w:r>
+      <w:proofErr w:type="spellStart"/>
+      <w:r>
+        <w:t>đoạn</w:t>
+      </w:r>
+      <w:proofErr w:type="spellEnd"/>
+      <w:r>
+        <w:t xml:space="preserve"> Phát </w:t>
+      </w:r>
+      <w:proofErr w:type="spellStart"/>
+      <w:r>
+        <w:t>triển</w:t>
+      </w:r>
+      <w:proofErr w:type="spellEnd"/>
+      <w:r>
+        <w:t xml:space="preserve"> </w:t>
+      </w:r>
+      <w:proofErr w:type="spellStart"/>
+      <w:r>
+        <w:t>Cốt</w:t>
+      </w:r>
+      <w:proofErr w:type="spellEnd"/>
+      <w:r>
+        <w:t xml:space="preserve"> </w:t>
+      </w:r>
+      <w:proofErr w:type="spellStart"/>
+      <w:r>
+        <w:t>lõi</w:t>
+      </w:r>
+      <w:proofErr w:type="spellEnd"/>
+      <w:r>
+        <w:t xml:space="preserve"> (Development Phase). </w:t>
+      </w:r>
+      <w:proofErr w:type="spellStart"/>
+      <w:r>
+        <w:t>Đội</w:t>
+      </w:r>
+      <w:proofErr w:type="spellEnd"/>
+      <w:r>
+        <w:t xml:space="preserve"> </w:t>
+      </w:r>
+      <w:proofErr w:type="spellStart"/>
+      <w:r>
+        <w:t>ngũ</w:t>
+      </w:r>
+      <w:proofErr w:type="spellEnd"/>
+      <w:r>
+        <w:t xml:space="preserve"> </w:t>
+      </w:r>
+      <w:proofErr w:type="spellStart"/>
+      <w:r>
+        <w:t>đã</w:t>
+      </w:r>
+      <w:proofErr w:type="spellEnd"/>
+      <w:r>
+        <w:t xml:space="preserve"> </w:t>
+      </w:r>
+      <w:proofErr w:type="spellStart"/>
+      <w:r>
+        <w:t>hoàn</w:t>
+      </w:r>
+      <w:proofErr w:type="spellEnd"/>
+      <w:r>
+        <w:t xml:space="preserve"> thành việc </w:t>
+      </w:r>
+      <w:proofErr w:type="spellStart"/>
+      <w:r>
+        <w:t>thiết</w:t>
+      </w:r>
+      <w:proofErr w:type="spellEnd"/>
+      <w:r>
+        <w:t xml:space="preserve"> </w:t>
+      </w:r>
+      <w:proofErr w:type="spellStart"/>
+      <w:r>
+        <w:t>lập</w:t>
+      </w:r>
+      <w:proofErr w:type="spellEnd"/>
+      <w:r>
+        <w:t xml:space="preserve"> </w:t>
+      </w:r>
+      <w:proofErr w:type="spellStart"/>
+      <w:r>
+        <w:t>khung</w:t>
+      </w:r>
+      <w:proofErr w:type="spellEnd"/>
+      <w:r>
+        <w:t xml:space="preserve"> </w:t>
+      </w:r>
+      <w:proofErr w:type="spellStart"/>
+      <w:r>
+        <w:t>kiến</w:t>
+      </w:r>
+      <w:proofErr w:type="spellEnd"/>
+      <w:r>
+        <w:t xml:space="preserve"> </w:t>
+      </w:r>
+      <w:proofErr w:type="spellStart"/>
+      <w:r>
+        <w:t>trúc</w:t>
+      </w:r>
+      <w:proofErr w:type="spellEnd"/>
+      <w:r>
+        <w:t xml:space="preserve"> </w:t>
+      </w:r>
+      <w:proofErr w:type="spellStart"/>
+      <w:r>
+        <w:t>phần</w:t>
+      </w:r>
+      <w:proofErr w:type="spellEnd"/>
+      <w:r>
+        <w:t xml:space="preserve"> </w:t>
+      </w:r>
+      <w:proofErr w:type="spellStart"/>
+      <w:r>
+        <w:t>mềm</w:t>
+      </w:r>
+      <w:proofErr w:type="spellEnd"/>
+      <w:r>
+        <w:t xml:space="preserve">, </w:t>
+      </w:r>
+      <w:proofErr w:type="spellStart"/>
+      <w:r>
+        <w:t>cấu</w:t>
+      </w:r>
+      <w:proofErr w:type="spellEnd"/>
+      <w:r>
+        <w:t xml:space="preserve"> hình </w:t>
+      </w:r>
+      <w:proofErr w:type="spellStart"/>
+      <w:r>
+        <w:t>cơ</w:t>
+      </w:r>
+      <w:proofErr w:type="spellEnd"/>
+      <w:r>
+        <w:t xml:space="preserve"> </w:t>
+      </w:r>
+      <w:proofErr w:type="spellStart"/>
+      <w:r>
+        <w:t>sở</w:t>
+      </w:r>
+      <w:proofErr w:type="spellEnd"/>
+      <w:r>
+        <w:t xml:space="preserve"> </w:t>
+      </w:r>
+      <w:proofErr w:type="spellStart"/>
+      <w:r>
+        <w:t>dữ</w:t>
+      </w:r>
+      <w:proofErr w:type="spellEnd"/>
+      <w:r>
+        <w:t xml:space="preserve"> </w:t>
+      </w:r>
+      <w:proofErr w:type="spellStart"/>
+      <w:r>
+        <w:t>liệu</w:t>
+      </w:r>
+      <w:proofErr w:type="spellEnd"/>
+      <w:r>
+        <w:t xml:space="preserve"> và </w:t>
+      </w:r>
+      <w:proofErr w:type="spellStart"/>
+      <w:r>
+        <w:t>hoàn</w:t>
+      </w:r>
+      <w:proofErr w:type="spellEnd"/>
+      <w:r>
+        <w:t xml:space="preserve"> </w:t>
+      </w:r>
+      <w:proofErr w:type="spellStart"/>
+      <w:r>
+        <w:t>thiện</w:t>
+      </w:r>
+      <w:proofErr w:type="spellEnd"/>
+      <w:r>
+        <w:t xml:space="preserve"> </w:t>
+      </w:r>
+      <w:proofErr w:type="spellStart"/>
+      <w:r>
+        <w:t>giao</w:t>
+      </w:r>
+      <w:proofErr w:type="spellEnd"/>
+      <w:r>
+        <w:t xml:space="preserve"> </w:t>
+      </w:r>
+      <w:proofErr w:type="spellStart"/>
+      <w:r>
+        <w:t>diện</w:t>
+      </w:r>
+      <w:proofErr w:type="spellEnd"/>
+      <w:r>
+        <w:t xml:space="preserve"> </w:t>
+      </w:r>
+      <w:proofErr w:type="spellStart"/>
+      <w:r>
+        <w:t>khung</w:t>
+      </w:r>
+      <w:proofErr w:type="spellEnd"/>
+      <w:r>
+        <w:t>.</w:t>
       </w:r>
     </w:p>
     <w:p>
       <w:pPr>
-        <w:pStyle w:val="ThnVnban"/>
+        <w:pStyle w:val="BodyText"/>
         <w:numPr>
           <w:ilvl w:val="0"/>
           <w:numId w:val="2"/>
@@ -60,7 +300,7 @@
     </w:p>
     <w:p>
       <w:pPr>
-        <w:pStyle w:val="ThnVnban"/>
+        <w:pStyle w:val="BodyText"/>
         <w:numPr>
           <w:ilvl w:val="1"/>
           <w:numId w:val="2"/>
@@ -69,19 +309,153 @@
           <w:tab w:val="left" w:pos="1418"/>
         </w:tabs>
       </w:pPr>
-      <w:r>
-        <w:rPr>
-          <w:b/>
-        </w:rPr>
-        <w:t>Đã hoàn thành:</w:t>
-      </w:r>
-      <w:r>
-        <w:t xml:space="preserve"> Thiết lập xong kiến trúc MVVM, cấu hình Entity Framework Core với SQLite; Xây dựng xong UI chính, Module Quản lý Deadline/Task (CRUD), Module đọc file PDF cơ bản, và bộ khung gọi API AI.</w:t>
+      <w:proofErr w:type="spellStart"/>
+      <w:r>
+        <w:rPr>
+          <w:b/>
+        </w:rPr>
+        <w:t>Đã</w:t>
+      </w:r>
+      <w:proofErr w:type="spellEnd"/>
+      <w:r>
+        <w:rPr>
+          <w:b/>
+        </w:rPr>
+        <w:t xml:space="preserve"> </w:t>
+      </w:r>
+      <w:proofErr w:type="spellStart"/>
+      <w:r>
+        <w:rPr>
+          <w:b/>
+        </w:rPr>
+        <w:t>hoàn</w:t>
+      </w:r>
+      <w:proofErr w:type="spellEnd"/>
+      <w:r>
+        <w:rPr>
+          <w:b/>
+        </w:rPr>
+        <w:t xml:space="preserve"> thành:</w:t>
+      </w:r>
+      <w:r>
+        <w:t xml:space="preserve"> </w:t>
+      </w:r>
+      <w:proofErr w:type="spellStart"/>
+      <w:r>
+        <w:t>Thiết</w:t>
+      </w:r>
+      <w:proofErr w:type="spellEnd"/>
+      <w:r>
+        <w:t xml:space="preserve"> </w:t>
+      </w:r>
+      <w:proofErr w:type="spellStart"/>
+      <w:r>
+        <w:t>lập</w:t>
+      </w:r>
+      <w:proofErr w:type="spellEnd"/>
+      <w:r>
+        <w:t xml:space="preserve"> </w:t>
+      </w:r>
+      <w:proofErr w:type="spellStart"/>
+      <w:r>
+        <w:t>xong</w:t>
+      </w:r>
+      <w:proofErr w:type="spellEnd"/>
+      <w:r>
+        <w:t xml:space="preserve"> </w:t>
+      </w:r>
+      <w:proofErr w:type="spellStart"/>
+      <w:r>
+        <w:t>kiến</w:t>
+      </w:r>
+      <w:proofErr w:type="spellEnd"/>
+      <w:r>
+        <w:t xml:space="preserve"> </w:t>
+      </w:r>
+      <w:proofErr w:type="spellStart"/>
+      <w:r>
+        <w:t>trúc</w:t>
+      </w:r>
+      <w:proofErr w:type="spellEnd"/>
+      <w:r>
+        <w:t xml:space="preserve"> MVVM, </w:t>
+      </w:r>
+      <w:proofErr w:type="spellStart"/>
+      <w:r>
+        <w:t>cấu</w:t>
+      </w:r>
+      <w:proofErr w:type="spellEnd"/>
+      <w:r>
+        <w:t xml:space="preserve"> hình Entity Framework Core </w:t>
+      </w:r>
+      <w:proofErr w:type="spellStart"/>
+      <w:r>
+        <w:t>với</w:t>
+      </w:r>
+      <w:proofErr w:type="spellEnd"/>
+      <w:r>
+        <w:t xml:space="preserve"> SQLite; Xây dựng </w:t>
+      </w:r>
+      <w:proofErr w:type="spellStart"/>
+      <w:r>
+        <w:t>xong</w:t>
+      </w:r>
+      <w:proofErr w:type="spellEnd"/>
+      <w:r>
+        <w:t xml:space="preserve"> UI </w:t>
+      </w:r>
+      <w:proofErr w:type="spellStart"/>
+      <w:r>
+        <w:t>chính</w:t>
+      </w:r>
+      <w:proofErr w:type="spellEnd"/>
+      <w:r>
+        <w:t xml:space="preserve">, Module Quản </w:t>
+      </w:r>
+      <w:proofErr w:type="spellStart"/>
+      <w:r>
+        <w:t>lý</w:t>
+      </w:r>
+      <w:proofErr w:type="spellEnd"/>
+      <w:r>
+        <w:t xml:space="preserve"> Deadline/Task (CRUD), Module đọc file PDF </w:t>
+      </w:r>
+      <w:proofErr w:type="spellStart"/>
+      <w:r>
+        <w:t>cơ</w:t>
+      </w:r>
+      <w:proofErr w:type="spellEnd"/>
+      <w:r>
+        <w:t xml:space="preserve"> bản, và </w:t>
+      </w:r>
+      <w:proofErr w:type="spellStart"/>
+      <w:r>
+        <w:t>bộ</w:t>
+      </w:r>
+      <w:proofErr w:type="spellEnd"/>
+      <w:r>
+        <w:t xml:space="preserve"> </w:t>
+      </w:r>
+      <w:proofErr w:type="spellStart"/>
+      <w:r>
+        <w:t>khung</w:t>
+      </w:r>
+      <w:proofErr w:type="spellEnd"/>
+      <w:r>
+        <w:t xml:space="preserve"> </w:t>
+      </w:r>
+      <w:proofErr w:type="spellStart"/>
+      <w:r>
+        <w:t>gọi</w:t>
+      </w:r>
+      <w:proofErr w:type="spellEnd"/>
+      <w:r>
+        <w:t xml:space="preserve"> API AI.</w:t>
       </w:r>
     </w:p>
     <w:p>
       <w:pPr>
-        <w:pStyle w:val="ThnVnban"/>
+        <w:pStyle w:val="BodyText"/>
         <w:numPr>
           <w:ilvl w:val="1"/>
           <w:numId w:val="2"/>
@@ -90,19 +464,259 @@
           <w:tab w:val="left" w:pos="1418"/>
         </w:tabs>
       </w:pPr>
-      <w:r>
-        <w:rPr>
-          <w:b/>
-        </w:rPr>
-        <w:t>Đang tiến hành/Chưa hoàn thành:</w:t>
-      </w:r>
-      <w:r>
-        <w:t xml:space="preserve"> Module ghi chú (Annotation) trực tiếp lên PDF còn lỗi tọa độ khi zoom; Module thuật toán Spaced Repetition cho Flashcard đang được phát triển; Đang tích hợp UI của AI Chatbot đồng bộ với thao tác chọn văn bản trên PDF.</w:t>
+      <w:proofErr w:type="spellStart"/>
+      <w:r>
+        <w:rPr>
+          <w:b/>
+        </w:rPr>
+        <w:t>Đang</w:t>
+      </w:r>
+      <w:proofErr w:type="spellEnd"/>
+      <w:r>
+        <w:rPr>
+          <w:b/>
+        </w:rPr>
+        <w:t xml:space="preserve"> </w:t>
+      </w:r>
+      <w:proofErr w:type="spellStart"/>
+      <w:r>
+        <w:rPr>
+          <w:b/>
+        </w:rPr>
+        <w:t>tiến</w:t>
+      </w:r>
+      <w:proofErr w:type="spellEnd"/>
+      <w:r>
+        <w:rPr>
+          <w:b/>
+        </w:rPr>
+        <w:t xml:space="preserve"> </w:t>
+      </w:r>
+      <w:proofErr w:type="spellStart"/>
+      <w:r>
+        <w:rPr>
+          <w:b/>
+        </w:rPr>
+        <w:t>hành</w:t>
+      </w:r>
+      <w:proofErr w:type="spellEnd"/>
+      <w:r>
+        <w:rPr>
+          <w:b/>
+        </w:rPr>
+        <w:t>/</w:t>
+      </w:r>
+      <w:proofErr w:type="spellStart"/>
+      <w:r>
+        <w:rPr>
+          <w:b/>
+        </w:rPr>
+        <w:t>Chưa</w:t>
+      </w:r>
+      <w:proofErr w:type="spellEnd"/>
+      <w:r>
+        <w:rPr>
+          <w:b/>
+        </w:rPr>
+        <w:t xml:space="preserve"> </w:t>
+      </w:r>
+      <w:proofErr w:type="spellStart"/>
+      <w:r>
+        <w:rPr>
+          <w:b/>
+        </w:rPr>
+        <w:t>hoàn</w:t>
+      </w:r>
+      <w:proofErr w:type="spellEnd"/>
+      <w:r>
+        <w:rPr>
+          <w:b/>
+        </w:rPr>
+        <w:t xml:space="preserve"> thành:</w:t>
+      </w:r>
+      <w:r>
+        <w:t xml:space="preserve"> Module </w:t>
+      </w:r>
+      <w:proofErr w:type="spellStart"/>
+      <w:r>
+        <w:t>ghi</w:t>
+      </w:r>
+      <w:proofErr w:type="spellEnd"/>
+      <w:r>
+        <w:t xml:space="preserve"> </w:t>
+      </w:r>
+      <w:proofErr w:type="spellStart"/>
+      <w:r>
+        <w:t>chú</w:t>
+      </w:r>
+      <w:proofErr w:type="spellEnd"/>
+      <w:r>
+        <w:t xml:space="preserve"> (Annotation) </w:t>
+      </w:r>
+      <w:proofErr w:type="spellStart"/>
+      <w:r>
+        <w:t>trực</w:t>
+      </w:r>
+      <w:proofErr w:type="spellEnd"/>
+      <w:r>
+        <w:t xml:space="preserve"> </w:t>
+      </w:r>
+      <w:proofErr w:type="spellStart"/>
+      <w:r>
+        <w:t>tiếp</w:t>
+      </w:r>
+      <w:proofErr w:type="spellEnd"/>
+      <w:r>
+        <w:t xml:space="preserve"> </w:t>
+      </w:r>
+      <w:proofErr w:type="spellStart"/>
+      <w:r>
+        <w:t>lên</w:t>
+      </w:r>
+      <w:proofErr w:type="spellEnd"/>
+      <w:r>
+        <w:t xml:space="preserve"> PDF còn </w:t>
+      </w:r>
+      <w:proofErr w:type="spellStart"/>
+      <w:r>
+        <w:t>lỗi</w:t>
+      </w:r>
+      <w:proofErr w:type="spellEnd"/>
+      <w:r>
+        <w:t xml:space="preserve"> </w:t>
+      </w:r>
+      <w:proofErr w:type="spellStart"/>
+      <w:r>
+        <w:t>tọa</w:t>
+      </w:r>
+      <w:proofErr w:type="spellEnd"/>
+      <w:r>
+        <w:t xml:space="preserve"> độ </w:t>
+      </w:r>
+      <w:proofErr w:type="spellStart"/>
+      <w:r>
+        <w:t>khi</w:t>
+      </w:r>
+      <w:proofErr w:type="spellEnd"/>
+      <w:r>
+        <w:t xml:space="preserve"> zoom; Module </w:t>
+      </w:r>
+      <w:proofErr w:type="spellStart"/>
+      <w:r>
+        <w:t>thuật</w:t>
+      </w:r>
+      <w:proofErr w:type="spellEnd"/>
+      <w:r>
+        <w:t xml:space="preserve"> </w:t>
+      </w:r>
+      <w:proofErr w:type="spellStart"/>
+      <w:r>
+        <w:t>toán</w:t>
+      </w:r>
+      <w:proofErr w:type="spellEnd"/>
+      <w:r>
+        <w:t xml:space="preserve"> Spaced Repetition cho Flashcard </w:t>
+      </w:r>
+      <w:proofErr w:type="spellStart"/>
+      <w:r>
+        <w:t>đang</w:t>
+      </w:r>
+      <w:proofErr w:type="spellEnd"/>
+      <w:r>
+        <w:t xml:space="preserve"> được phát </w:t>
+      </w:r>
+      <w:proofErr w:type="spellStart"/>
+      <w:r>
+        <w:t>triển</w:t>
+      </w:r>
+      <w:proofErr w:type="spellEnd"/>
+      <w:r>
+        <w:t xml:space="preserve">; </w:t>
+      </w:r>
+      <w:proofErr w:type="spellStart"/>
+      <w:r>
+        <w:t>Đang</w:t>
+      </w:r>
+      <w:proofErr w:type="spellEnd"/>
+      <w:r>
+        <w:t xml:space="preserve"> </w:t>
+      </w:r>
+      <w:proofErr w:type="spellStart"/>
+      <w:r>
+        <w:t>tích</w:t>
+      </w:r>
+      <w:proofErr w:type="spellEnd"/>
+      <w:r>
+        <w:t xml:space="preserve"> </w:t>
+      </w:r>
+      <w:proofErr w:type="spellStart"/>
+      <w:r>
+        <w:t>hợp</w:t>
+      </w:r>
+      <w:proofErr w:type="spellEnd"/>
+      <w:r>
+        <w:t xml:space="preserve"> UI của AI Chatbot </w:t>
+      </w:r>
+      <w:proofErr w:type="spellStart"/>
+      <w:r>
+        <w:t>đồng</w:t>
+      </w:r>
+      <w:proofErr w:type="spellEnd"/>
+      <w:r>
+        <w:t xml:space="preserve"> </w:t>
+      </w:r>
+      <w:proofErr w:type="spellStart"/>
+      <w:r>
+        <w:t>bộ</w:t>
+      </w:r>
+      <w:proofErr w:type="spellEnd"/>
+      <w:r>
+        <w:t xml:space="preserve"> </w:t>
+      </w:r>
+      <w:proofErr w:type="spellStart"/>
+      <w:r>
+        <w:t>với</w:t>
+      </w:r>
+      <w:proofErr w:type="spellEnd"/>
+      <w:r>
+        <w:t xml:space="preserve"> </w:t>
+      </w:r>
+      <w:proofErr w:type="spellStart"/>
+      <w:r>
+        <w:t>thao</w:t>
+      </w:r>
+      <w:proofErr w:type="spellEnd"/>
+      <w:r>
+        <w:t xml:space="preserve"> tác </w:t>
+      </w:r>
+      <w:proofErr w:type="spellStart"/>
+      <w:r>
+        <w:t>chọn</w:t>
+      </w:r>
+      <w:proofErr w:type="spellEnd"/>
+      <w:r>
+        <w:t xml:space="preserve"> </w:t>
+      </w:r>
+      <w:proofErr w:type="spellStart"/>
+      <w:r>
+        <w:t>văn</w:t>
+      </w:r>
+      <w:proofErr w:type="spellEnd"/>
+      <w:r>
+        <w:t xml:space="preserve"> bản </w:t>
+      </w:r>
+      <w:proofErr w:type="spellStart"/>
+      <w:r>
+        <w:t>trên</w:t>
+      </w:r>
+      <w:proofErr w:type="spellEnd"/>
+      <w:r>
+        <w:t xml:space="preserve"> PDF.</w:t>
       </w:r>
     </w:p>
     <w:p>
       <w:pPr>
-        <w:pStyle w:val="u2"/>
+        <w:pStyle w:val="Heading2"/>
         <w:numPr>
           <w:ilvl w:val="0"/>
           <w:numId w:val="0"/>
@@ -114,7 +728,7 @@
     </w:p>
     <w:p>
       <w:pPr>
-        <w:pStyle w:val="ThnVnban"/>
+        <w:pStyle w:val="BodyText"/>
         <w:numPr>
           <w:ilvl w:val="0"/>
           <w:numId w:val="3"/>
@@ -127,15 +741,171 @@
         <w:rPr>
           <w:b/>
         </w:rPr>
-        <w:t>Task Management (Quản lý tiến độ):</w:t>
-      </w:r>
-      <w:r>
-        <w:t xml:space="preserve"> Cho phép người dùng thêm, sửa, xóa, và đánh dấu hoàn thành các deadline/môn học. Hỗ trợ hiển thị danh sách công việc theo ngày.</w:t>
+        <w:t xml:space="preserve">Task Management (Quản </w:t>
+      </w:r>
+      <w:proofErr w:type="spellStart"/>
+      <w:r>
+        <w:rPr>
+          <w:b/>
+        </w:rPr>
+        <w:t>lý</w:t>
+      </w:r>
+      <w:proofErr w:type="spellEnd"/>
+      <w:r>
+        <w:rPr>
+          <w:b/>
+        </w:rPr>
+        <w:t xml:space="preserve"> </w:t>
+      </w:r>
+      <w:proofErr w:type="spellStart"/>
+      <w:r>
+        <w:rPr>
+          <w:b/>
+        </w:rPr>
+        <w:t>tiến</w:t>
+      </w:r>
+      <w:proofErr w:type="spellEnd"/>
+      <w:r>
+        <w:rPr>
+          <w:b/>
+        </w:rPr>
+        <w:t xml:space="preserve"> độ):</w:t>
+      </w:r>
+      <w:r>
+        <w:t xml:space="preserve"> Cho phép người </w:t>
+      </w:r>
+      <w:proofErr w:type="spellStart"/>
+      <w:r>
+        <w:t>dùng</w:t>
+      </w:r>
+      <w:proofErr w:type="spellEnd"/>
+      <w:r>
+        <w:t xml:space="preserve"> </w:t>
+      </w:r>
+      <w:proofErr w:type="spellStart"/>
+      <w:r>
+        <w:t>thêm</w:t>
+      </w:r>
+      <w:proofErr w:type="spellEnd"/>
+      <w:r>
+        <w:t xml:space="preserve">, </w:t>
+      </w:r>
+      <w:proofErr w:type="spellStart"/>
+      <w:r>
+        <w:t>sửa</w:t>
+      </w:r>
+      <w:proofErr w:type="spellEnd"/>
+      <w:r>
+        <w:t xml:space="preserve">, </w:t>
+      </w:r>
+      <w:proofErr w:type="spellStart"/>
+      <w:r>
+        <w:t>xóa</w:t>
+      </w:r>
+      <w:proofErr w:type="spellEnd"/>
+      <w:r>
+        <w:t xml:space="preserve">, và </w:t>
+      </w:r>
+      <w:proofErr w:type="spellStart"/>
+      <w:r>
+        <w:t>đánh</w:t>
+      </w:r>
+      <w:proofErr w:type="spellEnd"/>
+      <w:r>
+        <w:t xml:space="preserve"> </w:t>
+      </w:r>
+      <w:proofErr w:type="spellStart"/>
+      <w:r>
+        <w:t>dấu</w:t>
+      </w:r>
+      <w:proofErr w:type="spellEnd"/>
+      <w:r>
+        <w:t xml:space="preserve"> </w:t>
+      </w:r>
+      <w:proofErr w:type="spellStart"/>
+      <w:r>
+        <w:t>hoàn</w:t>
+      </w:r>
+      <w:proofErr w:type="spellEnd"/>
+      <w:r>
+        <w:t xml:space="preserve"> thành </w:t>
+      </w:r>
+      <w:proofErr w:type="spellStart"/>
+      <w:r>
+        <w:t>các</w:t>
+      </w:r>
+      <w:proofErr w:type="spellEnd"/>
+      <w:r>
+        <w:t xml:space="preserve"> deadline/</w:t>
+      </w:r>
+      <w:proofErr w:type="spellStart"/>
+      <w:r>
+        <w:t>môn</w:t>
+      </w:r>
+      <w:proofErr w:type="spellEnd"/>
+      <w:r>
+        <w:t xml:space="preserve"> học. </w:t>
+      </w:r>
+      <w:proofErr w:type="spellStart"/>
+      <w:r>
+        <w:t>Hỗ</w:t>
+      </w:r>
+      <w:proofErr w:type="spellEnd"/>
+      <w:r>
+        <w:t xml:space="preserve"> </w:t>
+      </w:r>
+      <w:proofErr w:type="spellStart"/>
+      <w:r>
+        <w:t>trợ</w:t>
+      </w:r>
+      <w:proofErr w:type="spellEnd"/>
+      <w:r>
+        <w:t xml:space="preserve"> </w:t>
+      </w:r>
+      <w:proofErr w:type="spellStart"/>
+      <w:r>
+        <w:t>hiển</w:t>
+      </w:r>
+      <w:proofErr w:type="spellEnd"/>
+      <w:r>
+        <w:t xml:space="preserve"> </w:t>
+      </w:r>
+      <w:proofErr w:type="spellStart"/>
+      <w:r>
+        <w:t>thị</w:t>
+      </w:r>
+      <w:proofErr w:type="spellEnd"/>
+      <w:r>
+        <w:t xml:space="preserve"> </w:t>
+      </w:r>
+      <w:proofErr w:type="spellStart"/>
+      <w:r>
+        <w:t>danh</w:t>
+      </w:r>
+      <w:proofErr w:type="spellEnd"/>
+      <w:r>
+        <w:t xml:space="preserve"> sách công việc </w:t>
+      </w:r>
+      <w:proofErr w:type="spellStart"/>
+      <w:r>
+        <w:t>theo</w:t>
+      </w:r>
+      <w:proofErr w:type="spellEnd"/>
+      <w:r>
+        <w:t xml:space="preserve"> </w:t>
+      </w:r>
+      <w:proofErr w:type="spellStart"/>
+      <w:r>
+        <w:t>ngày</w:t>
+      </w:r>
+      <w:proofErr w:type="spellEnd"/>
+      <w:r>
+        <w:t>.</w:t>
       </w:r>
     </w:p>
     <w:p>
       <w:pPr>
-        <w:pStyle w:val="ThnVnban"/>
+        <w:pStyle w:val="BodyText"/>
         <w:numPr>
           <w:ilvl w:val="0"/>
           <w:numId w:val="3"/>
@@ -148,15 +918,115 @@
         <w:rPr>
           <w:b/>
         </w:rPr>
-        <w:t>PDF Viewer Module (Đọc tài liệu):</w:t>
-      </w:r>
-      <w:r>
-        <w:t xml:space="preserve"> Cho phép import và hiển thị file PDF nội bộ với chức năng chuyển trang và zoom.</w:t>
+        <w:t xml:space="preserve">PDF Viewer Module (Đọc </w:t>
+      </w:r>
+      <w:proofErr w:type="spellStart"/>
+      <w:r>
+        <w:rPr>
+          <w:b/>
+        </w:rPr>
+        <w:t>tài</w:t>
+      </w:r>
+      <w:proofErr w:type="spellEnd"/>
+      <w:r>
+        <w:rPr>
+          <w:b/>
+        </w:rPr>
+        <w:t xml:space="preserve"> </w:t>
+      </w:r>
+      <w:proofErr w:type="spellStart"/>
+      <w:r>
+        <w:rPr>
+          <w:b/>
+        </w:rPr>
+        <w:t>liệu</w:t>
+      </w:r>
+      <w:proofErr w:type="spellEnd"/>
+      <w:r>
+        <w:rPr>
+          <w:b/>
+        </w:rPr>
+        <w:t>):</w:t>
+      </w:r>
+      <w:r>
+        <w:t xml:space="preserve"> Cho phép import và </w:t>
+      </w:r>
+      <w:proofErr w:type="spellStart"/>
+      <w:r>
+        <w:t>hiển</w:t>
+      </w:r>
+      <w:proofErr w:type="spellEnd"/>
+      <w:r>
+        <w:t xml:space="preserve"> </w:t>
+      </w:r>
+      <w:proofErr w:type="spellStart"/>
+      <w:r>
+        <w:t>thị</w:t>
+      </w:r>
+      <w:proofErr w:type="spellEnd"/>
+      <w:r>
+        <w:t xml:space="preserve"> file PDF </w:t>
+      </w:r>
+      <w:proofErr w:type="spellStart"/>
+      <w:r>
+        <w:t>nội</w:t>
+      </w:r>
+      <w:proofErr w:type="spellEnd"/>
+      <w:r>
+        <w:t xml:space="preserve"> </w:t>
+      </w:r>
+      <w:proofErr w:type="spellStart"/>
+      <w:r>
+        <w:t>bộ</w:t>
+      </w:r>
+      <w:proofErr w:type="spellEnd"/>
+      <w:r>
+        <w:t xml:space="preserve"> </w:t>
+      </w:r>
+      <w:proofErr w:type="spellStart"/>
+      <w:r>
+        <w:t>với</w:t>
+      </w:r>
+      <w:proofErr w:type="spellEnd"/>
+      <w:r>
+        <w:t xml:space="preserve"> </w:t>
+      </w:r>
+      <w:proofErr w:type="spellStart"/>
+      <w:r>
+        <w:t>chức</w:t>
+      </w:r>
+      <w:proofErr w:type="spellEnd"/>
+      <w:r>
+        <w:t xml:space="preserve"> </w:t>
+      </w:r>
+      <w:proofErr w:type="spellStart"/>
+      <w:r>
+        <w:t>năng</w:t>
+      </w:r>
+      <w:proofErr w:type="spellEnd"/>
+      <w:r>
+        <w:t xml:space="preserve"> </w:t>
+      </w:r>
+      <w:proofErr w:type="spellStart"/>
+      <w:r>
+        <w:t>chuyển</w:t>
+      </w:r>
+      <w:proofErr w:type="spellEnd"/>
+      <w:r>
+        <w:t xml:space="preserve"> </w:t>
+      </w:r>
+      <w:proofErr w:type="spellStart"/>
+      <w:r>
+        <w:t>trang</w:t>
+      </w:r>
+      <w:proofErr w:type="spellEnd"/>
+      <w:r>
+        <w:t xml:space="preserve"> và zoom.</w:t>
       </w:r>
     </w:p>
     <w:p>
       <w:pPr>
-        <w:pStyle w:val="ThnVnban"/>
+        <w:pStyle w:val="BodyText"/>
         <w:numPr>
           <w:ilvl w:val="0"/>
           <w:numId w:val="3"/>
@@ -169,15 +1039,163 @@
         <w:rPr>
           <w:b/>
         </w:rPr>
-        <w:t>AI Assistant Integration (Trợ lý AI):</w:t>
-      </w:r>
-      <w:r>
-        <w:t xml:space="preserve"> Thanh sidebar chat AI. Người dùng có thể bôi đen chữ trên PDF và ấn nút để gửi câu hỏi sang AI (Gemini/OpenAI) giải thích hoặc dịch thuật.</w:t>
+        <w:t>AI Assistant Integration (</w:t>
+      </w:r>
+      <w:proofErr w:type="spellStart"/>
+      <w:r>
+        <w:rPr>
+          <w:b/>
+        </w:rPr>
+        <w:t>Trợ</w:t>
+      </w:r>
+      <w:proofErr w:type="spellEnd"/>
+      <w:r>
+        <w:rPr>
+          <w:b/>
+        </w:rPr>
+        <w:t xml:space="preserve"> </w:t>
+      </w:r>
+      <w:proofErr w:type="spellStart"/>
+      <w:r>
+        <w:rPr>
+          <w:b/>
+        </w:rPr>
+        <w:t>lý</w:t>
+      </w:r>
+      <w:proofErr w:type="spellEnd"/>
+      <w:r>
+        <w:rPr>
+          <w:b/>
+        </w:rPr>
+        <w:t xml:space="preserve"> AI):</w:t>
+      </w:r>
+      <w:r>
+        <w:t xml:space="preserve"> Thanh sidebar chat AI. Người </w:t>
+      </w:r>
+      <w:proofErr w:type="spellStart"/>
+      <w:r>
+        <w:t>dùng</w:t>
+      </w:r>
+      <w:proofErr w:type="spellEnd"/>
+      <w:r>
+        <w:t xml:space="preserve"> có thể </w:t>
+      </w:r>
+      <w:proofErr w:type="spellStart"/>
+      <w:r>
+        <w:t>bôi</w:t>
+      </w:r>
+      <w:proofErr w:type="spellEnd"/>
+      <w:r>
+        <w:t xml:space="preserve"> </w:t>
+      </w:r>
+      <w:proofErr w:type="spellStart"/>
+      <w:r>
+        <w:t>đen</w:t>
+      </w:r>
+      <w:proofErr w:type="spellEnd"/>
+      <w:r>
+        <w:t xml:space="preserve"> </w:t>
+      </w:r>
+      <w:proofErr w:type="spellStart"/>
+      <w:r>
+        <w:t>chữ</w:t>
+      </w:r>
+      <w:proofErr w:type="spellEnd"/>
+      <w:r>
+        <w:t xml:space="preserve"> </w:t>
+      </w:r>
+      <w:proofErr w:type="spellStart"/>
+      <w:r>
+        <w:t>trên</w:t>
+      </w:r>
+      <w:proofErr w:type="spellEnd"/>
+      <w:r>
+        <w:t xml:space="preserve"> PDF và </w:t>
+      </w:r>
+      <w:proofErr w:type="spellStart"/>
+      <w:r>
+        <w:t>ấn</w:t>
+      </w:r>
+      <w:proofErr w:type="spellEnd"/>
+      <w:r>
+        <w:t xml:space="preserve"> </w:t>
+      </w:r>
+      <w:proofErr w:type="spellStart"/>
+      <w:r>
+        <w:t>nút</w:t>
+      </w:r>
+      <w:proofErr w:type="spellEnd"/>
+      <w:r>
+        <w:t xml:space="preserve"> để </w:t>
+      </w:r>
+      <w:proofErr w:type="spellStart"/>
+      <w:r>
+        <w:t>gửi</w:t>
+      </w:r>
+      <w:proofErr w:type="spellEnd"/>
+      <w:r>
+        <w:t xml:space="preserve"> </w:t>
+      </w:r>
+      <w:proofErr w:type="spellStart"/>
+      <w:r>
+        <w:t>câu</w:t>
+      </w:r>
+      <w:proofErr w:type="spellEnd"/>
+      <w:r>
+        <w:t xml:space="preserve"> </w:t>
+      </w:r>
+      <w:proofErr w:type="spellStart"/>
+      <w:r>
+        <w:t>hỏi</w:t>
+      </w:r>
+      <w:proofErr w:type="spellEnd"/>
+      <w:r>
+        <w:t xml:space="preserve"> sang AI (Gemini/OpenAI) </w:t>
+      </w:r>
+      <w:proofErr w:type="spellStart"/>
+      <w:r>
+        <w:t>giải</w:t>
+      </w:r>
+      <w:proofErr w:type="spellEnd"/>
+      <w:r>
+        <w:t xml:space="preserve"> </w:t>
+      </w:r>
+      <w:proofErr w:type="spellStart"/>
+      <w:r>
+        <w:t>thích</w:t>
+      </w:r>
+      <w:proofErr w:type="spellEnd"/>
+      <w:r>
+        <w:t xml:space="preserve"> </w:t>
+      </w:r>
+      <w:proofErr w:type="spellStart"/>
+      <w:r>
+        <w:t>hoặc</w:t>
+      </w:r>
+      <w:proofErr w:type="spellEnd"/>
+      <w:r>
+        <w:t xml:space="preserve"> </w:t>
+      </w:r>
+      <w:proofErr w:type="spellStart"/>
+      <w:r>
+        <w:t>dịch</w:t>
+      </w:r>
+      <w:proofErr w:type="spellEnd"/>
+      <w:r>
+        <w:t xml:space="preserve"> </w:t>
+      </w:r>
+      <w:proofErr w:type="spellStart"/>
+      <w:r>
+        <w:t>thuật</w:t>
+      </w:r>
+      <w:proofErr w:type="spellEnd"/>
+      <w:r>
+        <w:t>.</w:t>
       </w:r>
     </w:p>
     <w:p>
       <w:pPr>
-        <w:pStyle w:val="ThnVnban"/>
+        <w:pStyle w:val="BodyText"/>
         <w:numPr>
           <w:ilvl w:val="0"/>
           <w:numId w:val="3"/>
@@ -190,32 +1208,397 @@
         <w:rPr>
           <w:b/>
         </w:rPr>
-        <w:t>Local Database (Lưu trữ):</w:t>
-      </w:r>
-      <w:r>
-        <w:t xml:space="preserve"> Dữ liệu được lưu trữ an toàn dưới dạng file SQLite cục bộ (</w:t>
+        <w:t xml:space="preserve">Local Database (Lưu </w:t>
+      </w:r>
+      <w:proofErr w:type="spellStart"/>
+      <w:r>
+        <w:rPr>
+          <w:b/>
+        </w:rPr>
+        <w:t>trữ</w:t>
+      </w:r>
+      <w:proofErr w:type="spellEnd"/>
+      <w:r>
+        <w:rPr>
+          <w:b/>
+        </w:rPr>
+        <w:t>):</w:t>
+      </w:r>
+      <w:r>
+        <w:t xml:space="preserve"> </w:t>
+      </w:r>
+      <w:proofErr w:type="spellStart"/>
+      <w:r>
+        <w:t>Dữ</w:t>
+      </w:r>
+      <w:proofErr w:type="spellEnd"/>
+      <w:r>
+        <w:t xml:space="preserve"> </w:t>
+      </w:r>
+      <w:proofErr w:type="spellStart"/>
+      <w:r>
+        <w:t>liệu</w:t>
+      </w:r>
+      <w:proofErr w:type="spellEnd"/>
+      <w:r>
+        <w:t xml:space="preserve"> được </w:t>
+      </w:r>
+      <w:proofErr w:type="spellStart"/>
+      <w:r>
+        <w:t>lưu</w:t>
+      </w:r>
+      <w:proofErr w:type="spellEnd"/>
+      <w:r>
+        <w:t xml:space="preserve"> </w:t>
+      </w:r>
+      <w:proofErr w:type="spellStart"/>
+      <w:r>
+        <w:t>trữ</w:t>
+      </w:r>
+      <w:proofErr w:type="spellEnd"/>
+      <w:r>
+        <w:t xml:space="preserve"> an </w:t>
+      </w:r>
+      <w:proofErr w:type="spellStart"/>
+      <w:r>
+        <w:t>toàn</w:t>
+      </w:r>
+      <w:proofErr w:type="spellEnd"/>
+      <w:r>
+        <w:t xml:space="preserve"> </w:t>
+      </w:r>
+      <w:proofErr w:type="spellStart"/>
+      <w:r>
+        <w:t>dưới</w:t>
+      </w:r>
+      <w:proofErr w:type="spellEnd"/>
+      <w:r>
+        <w:t xml:space="preserve"> </w:t>
+      </w:r>
+      <w:proofErr w:type="spellStart"/>
+      <w:r>
+        <w:t>dạng</w:t>
+      </w:r>
+      <w:proofErr w:type="spellEnd"/>
+      <w:r>
+        <w:t xml:space="preserve"> file SQLite </w:t>
+      </w:r>
+      <w:proofErr w:type="spellStart"/>
+      <w:r>
+        <w:t>cục</w:t>
+      </w:r>
+      <w:proofErr w:type="spellEnd"/>
+      <w:r>
+        <w:t xml:space="preserve"> </w:t>
+      </w:r>
+      <w:proofErr w:type="spellStart"/>
+      <w:r>
+        <w:t>bộ</w:t>
+      </w:r>
+      <w:proofErr w:type="spellEnd"/>
+      <w:r>
+        <w:t xml:space="preserve"> (</w:t>
       </w:r>
       <w:r>
         <w:rPr>
           <w:rFonts w:ascii="Liberation Mono" w:hAnsi="Liberation Mono"/>
         </w:rPr>
-        <w:t>.db</w:t>
-      </w:r>
-      <w:r>
-        <w:t>), đảm bảo tính riêng tư cho học sinh. </w:t>
+        <w:t>.</w:t>
+      </w:r>
+      <w:proofErr w:type="spellStart"/>
+      <w:r>
+        <w:rPr>
+          <w:rFonts w:ascii="Liberation Mono" w:hAnsi="Liberation Mono"/>
+        </w:rPr>
+        <w:t>db</w:t>
+      </w:r>
+      <w:proofErr w:type="spellEnd"/>
+      <w:r>
+        <w:t xml:space="preserve">), </w:t>
+      </w:r>
+      <w:proofErr w:type="spellStart"/>
+      <w:r>
+        <w:t>đảm</w:t>
+      </w:r>
+      <w:proofErr w:type="spellEnd"/>
+      <w:r>
+        <w:t xml:space="preserve"> </w:t>
+      </w:r>
+      <w:proofErr w:type="spellStart"/>
+      <w:r>
+        <w:t>bảo</w:t>
+      </w:r>
+      <w:proofErr w:type="spellEnd"/>
+      <w:r>
+        <w:t xml:space="preserve"> </w:t>
+      </w:r>
+      <w:proofErr w:type="spellStart"/>
+      <w:r>
+        <w:t>tính</w:t>
+      </w:r>
+      <w:proofErr w:type="spellEnd"/>
+      <w:r>
+        <w:t xml:space="preserve"> </w:t>
+      </w:r>
+      <w:proofErr w:type="spellStart"/>
+      <w:r>
+        <w:t>riêng</w:t>
+      </w:r>
+      <w:proofErr w:type="spellEnd"/>
+      <w:r>
+        <w:t xml:space="preserve"> </w:t>
+      </w:r>
+      <w:proofErr w:type="spellStart"/>
+      <w:r>
+        <w:t>tư</w:t>
+      </w:r>
+      <w:proofErr w:type="spellEnd"/>
+      <w:r>
+        <w:t xml:space="preserve"> cho học </w:t>
+      </w:r>
+      <w:proofErr w:type="spellStart"/>
+      <w:r>
+        <w:t>sinh</w:t>
+      </w:r>
+      <w:proofErr w:type="spellEnd"/>
+      <w:r>
+        <w:t>. </w:t>
       </w:r>
       <w:r>
         <w:rPr>
           <w:i/>
         </w:rPr>
-        <w:t xml:space="preserve">(Lưu ý cho Team: Chèn hình ảnh Screenshot thực tế của các tính năng này từ phần mềm của bạn bằng cú pháp </w:t>
+        <w:t xml:space="preserve">(Lưu ý cho Team: </w:t>
+      </w:r>
+      <w:proofErr w:type="spellStart"/>
+      <w:r>
+        <w:rPr>
+          <w:i/>
+        </w:rPr>
+        <w:t>Chèn</w:t>
+      </w:r>
+      <w:proofErr w:type="spellEnd"/>
+      <w:r>
+        <w:rPr>
+          <w:i/>
+        </w:rPr>
+        <w:t xml:space="preserve"> hình </w:t>
+      </w:r>
+      <w:proofErr w:type="spellStart"/>
+      <w:r>
+        <w:rPr>
+          <w:i/>
+        </w:rPr>
+        <w:t>ảnh</w:t>
+      </w:r>
+      <w:proofErr w:type="spellEnd"/>
+      <w:r>
+        <w:rPr>
+          <w:i/>
+        </w:rPr>
+        <w:t xml:space="preserve"> Screenshot </w:t>
+      </w:r>
+      <w:proofErr w:type="spellStart"/>
+      <w:r>
+        <w:rPr>
+          <w:i/>
+        </w:rPr>
+        <w:t>thực</w:t>
+      </w:r>
+      <w:proofErr w:type="spellEnd"/>
+      <w:r>
+        <w:rPr>
+          <w:i/>
+        </w:rPr>
+        <w:t xml:space="preserve"> </w:t>
+      </w:r>
+      <w:proofErr w:type="spellStart"/>
+      <w:r>
+        <w:rPr>
+          <w:i/>
+        </w:rPr>
+        <w:t>tế</w:t>
+      </w:r>
+      <w:proofErr w:type="spellEnd"/>
+      <w:r>
+        <w:rPr>
+          <w:i/>
+        </w:rPr>
+        <w:t xml:space="preserve"> của </w:t>
+      </w:r>
+      <w:proofErr w:type="spellStart"/>
+      <w:r>
+        <w:rPr>
+          <w:i/>
+        </w:rPr>
+        <w:t>các</w:t>
+      </w:r>
+      <w:proofErr w:type="spellEnd"/>
+      <w:r>
+        <w:rPr>
+          <w:i/>
+        </w:rPr>
+        <w:t xml:space="preserve"> </w:t>
+      </w:r>
+      <w:proofErr w:type="spellStart"/>
+      <w:r>
+        <w:rPr>
+          <w:i/>
+        </w:rPr>
+        <w:t>tính</w:t>
+      </w:r>
+      <w:proofErr w:type="spellEnd"/>
+      <w:r>
+        <w:rPr>
+          <w:i/>
+        </w:rPr>
+        <w:t xml:space="preserve"> </w:t>
+      </w:r>
+      <w:proofErr w:type="spellStart"/>
+      <w:r>
+        <w:rPr>
+          <w:i/>
+        </w:rPr>
+        <w:t>năng</w:t>
+      </w:r>
+      <w:proofErr w:type="spellEnd"/>
+      <w:r>
+        <w:rPr>
+          <w:i/>
+        </w:rPr>
+        <w:t xml:space="preserve"> </w:t>
+      </w:r>
+      <w:proofErr w:type="spellStart"/>
+      <w:r>
+        <w:rPr>
+          <w:i/>
+        </w:rPr>
+        <w:t>này</w:t>
+      </w:r>
+      <w:proofErr w:type="spellEnd"/>
+      <w:r>
+        <w:rPr>
+          <w:i/>
+        </w:rPr>
+        <w:t xml:space="preserve"> từ </w:t>
+      </w:r>
+      <w:proofErr w:type="spellStart"/>
+      <w:r>
+        <w:rPr>
+          <w:i/>
+        </w:rPr>
+        <w:t>phần</w:t>
+      </w:r>
+      <w:proofErr w:type="spellEnd"/>
+      <w:r>
+        <w:rPr>
+          <w:i/>
+        </w:rPr>
+        <w:t xml:space="preserve"> </w:t>
+      </w:r>
+      <w:proofErr w:type="spellStart"/>
+      <w:r>
+        <w:rPr>
+          <w:i/>
+        </w:rPr>
+        <w:t>mềm</w:t>
+      </w:r>
+      <w:proofErr w:type="spellEnd"/>
+      <w:r>
+        <w:rPr>
+          <w:i/>
+        </w:rPr>
+        <w:t xml:space="preserve"> của </w:t>
+      </w:r>
+      <w:proofErr w:type="spellStart"/>
+      <w:r>
+        <w:rPr>
+          <w:i/>
+        </w:rPr>
+        <w:t>bạn</w:t>
+      </w:r>
+      <w:proofErr w:type="spellEnd"/>
+      <w:r>
+        <w:rPr>
+          <w:i/>
+        </w:rPr>
+        <w:t xml:space="preserve"> bằng </w:t>
+      </w:r>
+      <w:proofErr w:type="spellStart"/>
+      <w:r>
+        <w:rPr>
+          <w:i/>
+        </w:rPr>
+        <w:t>cú</w:t>
+      </w:r>
+      <w:proofErr w:type="spellEnd"/>
+      <w:r>
+        <w:rPr>
+          <w:i/>
+        </w:rPr>
+        <w:t xml:space="preserve"> </w:t>
+      </w:r>
+      <w:proofErr w:type="spellStart"/>
+      <w:proofErr w:type="gramStart"/>
+      <w:r>
+        <w:rPr>
+          <w:i/>
+        </w:rPr>
+        <w:t>pháp</w:t>
+      </w:r>
+      <w:proofErr w:type="spellEnd"/>
+      <w:r>
+        <w:rPr>
+          <w:i/>
+        </w:rPr>
+        <w:t xml:space="preserve"> </w:t>
       </w:r>
       <w:r>
         <w:rPr>
           <w:rFonts w:ascii="Liberation Mono" w:hAnsi="Liberation Mono"/>
           <w:i/>
         </w:rPr>
-        <w:t>![Tên](link_anh)</w:t>
+        <w:t>!</w:t>
+      </w:r>
+      <w:proofErr w:type="gramEnd"/>
+      <w:r>
+        <w:rPr>
+          <w:rFonts w:ascii="Liberation Mono" w:hAnsi="Liberation Mono"/>
+          <w:i/>
+        </w:rPr>
+        <w:t>[</w:t>
+      </w:r>
+      <w:proofErr w:type="spellStart"/>
+      <w:r>
+        <w:rPr>
+          <w:rFonts w:ascii="Liberation Mono" w:hAnsi="Liberation Mono"/>
+          <w:i/>
+        </w:rPr>
+        <w:t>Tên</w:t>
+      </w:r>
+      <w:proofErr w:type="spellEnd"/>
+      <w:r>
+        <w:rPr>
+          <w:rFonts w:ascii="Liberation Mono" w:hAnsi="Liberation Mono"/>
+          <w:i/>
+        </w:rPr>
+        <w:t>](</w:t>
+      </w:r>
+      <w:proofErr w:type="spellStart"/>
+      <w:r>
+        <w:rPr>
+          <w:rFonts w:ascii="Liberation Mono" w:hAnsi="Liberation Mono"/>
+          <w:i/>
+        </w:rPr>
+        <w:t>link_anh</w:t>
+      </w:r>
+      <w:proofErr w:type="spellEnd"/>
+      <w:r>
+        <w:rPr>
+          <w:rFonts w:ascii="Liberation Mono" w:hAnsi="Liberation Mono"/>
+          <w:i/>
+        </w:rPr>
+        <w:t>)</w:t>
       </w:r>
       <w:r>
         <w:rPr>
@@ -226,7 +1609,7 @@
     </w:p>
     <w:p>
       <w:pPr>
-        <w:pStyle w:val="u2"/>
+        <w:pStyle w:val="Heading2"/>
         <w:numPr>
           <w:ilvl w:val="0"/>
           <w:numId w:val="0"/>
@@ -242,13 +1625,14 @@
     </w:p>
     <w:p>
       <w:pPr>
-        <w:pStyle w:val="ThnVnban"/>
+        <w:pStyle w:val="BodyText"/>
         <w:rPr>
           <w:lang w:val="vi-VN"/>
         </w:rPr>
       </w:pPr>
       <w:r>
         <w:rPr>
+          <w:noProof/>
           <w:lang w:val="vi-VN"/>
         </w:rPr>
         <w:drawing>
@@ -290,7 +1674,7 @@
     </w:p>
     <w:p>
       <w:pPr>
-        <w:pStyle w:val="ThnVnban"/>
+        <w:pStyle w:val="BodyText"/>
         <w:numPr>
           <w:ilvl w:val="0"/>
           <w:numId w:val="4"/>
@@ -309,7 +1693,7 @@
     </w:p>
     <w:p>
       <w:pPr>
-        <w:pStyle w:val="ThnVnban"/>
+        <w:pStyle w:val="BodyText"/>
         <w:numPr>
           <w:ilvl w:val="1"/>
           <w:numId w:val="4"/>
@@ -318,28 +1702,178 @@
           <w:tab w:val="left" w:pos="1418"/>
         </w:tabs>
       </w:pPr>
+      <w:proofErr w:type="spellStart"/>
       <w:r>
         <w:rPr>
           <w:i/>
         </w:rPr>
-        <w:t>Tính Đóng gói (Encapsulation):</w:t>
-      </w:r>
-      <w:r>
-        <w:t xml:space="preserve"> Các thuộc tính của Model được đóng gói thông qua hệ thống Binding của WPF. ViewModel sử dụng </w:t>
-      </w:r>
+        <w:t>Tính</w:t>
+      </w:r>
+      <w:proofErr w:type="spellEnd"/>
+      <w:r>
+        <w:rPr>
+          <w:i/>
+        </w:rPr>
+        <w:t xml:space="preserve"> </w:t>
+      </w:r>
+      <w:proofErr w:type="spellStart"/>
+      <w:r>
+        <w:rPr>
+          <w:i/>
+        </w:rPr>
+        <w:t>Đóng</w:t>
+      </w:r>
+      <w:proofErr w:type="spellEnd"/>
+      <w:r>
+        <w:rPr>
+          <w:i/>
+        </w:rPr>
+        <w:t xml:space="preserve"> </w:t>
+      </w:r>
+      <w:proofErr w:type="spellStart"/>
+      <w:r>
+        <w:rPr>
+          <w:i/>
+        </w:rPr>
+        <w:t>gói</w:t>
+      </w:r>
+      <w:proofErr w:type="spellEnd"/>
+      <w:r>
+        <w:rPr>
+          <w:i/>
+        </w:rPr>
+        <w:t xml:space="preserve"> (Encapsulation):</w:t>
+      </w:r>
+      <w:r>
+        <w:t xml:space="preserve"> Các </w:t>
+      </w:r>
+      <w:proofErr w:type="spellStart"/>
+      <w:r>
+        <w:t>thuộc</w:t>
+      </w:r>
+      <w:proofErr w:type="spellEnd"/>
+      <w:r>
+        <w:t xml:space="preserve"> </w:t>
+      </w:r>
+      <w:proofErr w:type="spellStart"/>
+      <w:r>
+        <w:t>tính</w:t>
+      </w:r>
+      <w:proofErr w:type="spellEnd"/>
+      <w:r>
+        <w:t xml:space="preserve"> của Model được </w:t>
+      </w:r>
+      <w:proofErr w:type="spellStart"/>
+      <w:r>
+        <w:t>đóng</w:t>
+      </w:r>
+      <w:proofErr w:type="spellEnd"/>
+      <w:r>
+        <w:t xml:space="preserve"> </w:t>
+      </w:r>
+      <w:proofErr w:type="spellStart"/>
+      <w:r>
+        <w:t>gói</w:t>
+      </w:r>
+      <w:proofErr w:type="spellEnd"/>
+      <w:r>
+        <w:t xml:space="preserve"> </w:t>
+      </w:r>
+      <w:proofErr w:type="spellStart"/>
+      <w:r>
+        <w:t>thông</w:t>
+      </w:r>
+      <w:proofErr w:type="spellEnd"/>
+      <w:r>
+        <w:t xml:space="preserve"> qua </w:t>
+      </w:r>
+      <w:proofErr w:type="spellStart"/>
+      <w:r>
+        <w:t>hệ</w:t>
+      </w:r>
+      <w:proofErr w:type="spellEnd"/>
+      <w:r>
+        <w:t xml:space="preserve"> </w:t>
+      </w:r>
+      <w:proofErr w:type="spellStart"/>
+      <w:r>
+        <w:t>thống</w:t>
+      </w:r>
+      <w:proofErr w:type="spellEnd"/>
+      <w:r>
+        <w:t xml:space="preserve"> Binding của WPF. </w:t>
+      </w:r>
+      <w:proofErr w:type="spellStart"/>
+      <w:r>
+        <w:t>ViewModel</w:t>
+      </w:r>
+      <w:proofErr w:type="spellEnd"/>
+      <w:r>
+        <w:t xml:space="preserve"> </w:t>
+      </w:r>
+      <w:proofErr w:type="spellStart"/>
+      <w:r>
+        <w:t>sử</w:t>
+      </w:r>
+      <w:proofErr w:type="spellEnd"/>
+      <w:r>
+        <w:t xml:space="preserve"> </w:t>
+      </w:r>
+      <w:proofErr w:type="spellStart"/>
+      <w:r>
+        <w:t>dụng</w:t>
+      </w:r>
+      <w:proofErr w:type="spellEnd"/>
+      <w:r>
+        <w:t xml:space="preserve"> </w:t>
+      </w:r>
+      <w:proofErr w:type="spellStart"/>
       <w:r>
         <w:rPr>
           <w:rFonts w:ascii="Liberation Mono" w:hAnsi="Liberation Mono"/>
         </w:rPr>
         <w:t>INotifyPropertyChanged</w:t>
       </w:r>
-      <w:r>
-        <w:t xml:space="preserve"> để cập nhật View mà không để lộ logic bên trong.</w:t>
+      <w:proofErr w:type="spellEnd"/>
+      <w:r>
+        <w:t xml:space="preserve"> để </w:t>
+      </w:r>
+      <w:proofErr w:type="spellStart"/>
+      <w:r>
+        <w:t>cập</w:t>
+      </w:r>
+      <w:proofErr w:type="spellEnd"/>
+      <w:r>
+        <w:t xml:space="preserve"> </w:t>
+      </w:r>
+      <w:proofErr w:type="spellStart"/>
+      <w:r>
+        <w:t>nhật</w:t>
+      </w:r>
+      <w:proofErr w:type="spellEnd"/>
+      <w:r>
+        <w:t xml:space="preserve"> View mà không để </w:t>
+      </w:r>
+      <w:proofErr w:type="spellStart"/>
+      <w:r>
+        <w:t>lộ</w:t>
+      </w:r>
+      <w:proofErr w:type="spellEnd"/>
+      <w:r>
+        <w:t xml:space="preserve"> logic </w:t>
+      </w:r>
+      <w:proofErr w:type="spellStart"/>
+      <w:r>
+        <w:t>bên</w:t>
+      </w:r>
+      <w:proofErr w:type="spellEnd"/>
+      <w:r>
+        <w:t xml:space="preserve"> trong.</w:t>
       </w:r>
     </w:p>
     <w:p>
       <w:pPr>
-        <w:pStyle w:val="ThnVnban"/>
+        <w:pStyle w:val="BodyText"/>
         <w:numPr>
           <w:ilvl w:val="1"/>
           <w:numId w:val="4"/>
@@ -348,37 +1882,163 @@
           <w:tab w:val="left" w:pos="1418"/>
         </w:tabs>
       </w:pPr>
+      <w:proofErr w:type="spellStart"/>
       <w:r>
         <w:rPr>
           <w:i/>
         </w:rPr>
-        <w:t>Tính Đa hình (Polymorphism) &amp; Trừu tượng (Abstraction):</w:t>
-      </w:r>
-      <w:r>
-        <w:t xml:space="preserve"> Xây dựng các Interface như </w:t>
-      </w:r>
+        <w:t>Tính</w:t>
+      </w:r>
+      <w:proofErr w:type="spellEnd"/>
+      <w:r>
+        <w:rPr>
+          <w:i/>
+        </w:rPr>
+        <w:t xml:space="preserve"> </w:t>
+      </w:r>
+      <w:proofErr w:type="spellStart"/>
+      <w:r>
+        <w:rPr>
+          <w:i/>
+        </w:rPr>
+        <w:t>Đa</w:t>
+      </w:r>
+      <w:proofErr w:type="spellEnd"/>
+      <w:r>
+        <w:rPr>
+          <w:i/>
+        </w:rPr>
+        <w:t xml:space="preserve"> hình (Polymorphism) &amp; </w:t>
+      </w:r>
+      <w:proofErr w:type="spellStart"/>
+      <w:r>
+        <w:rPr>
+          <w:i/>
+        </w:rPr>
+        <w:t>Trừu</w:t>
+      </w:r>
+      <w:proofErr w:type="spellEnd"/>
+      <w:r>
+        <w:rPr>
+          <w:i/>
+        </w:rPr>
+        <w:t xml:space="preserve"> </w:t>
+      </w:r>
+      <w:proofErr w:type="spellStart"/>
+      <w:r>
+        <w:rPr>
+          <w:i/>
+        </w:rPr>
+        <w:t>tượng</w:t>
+      </w:r>
+      <w:proofErr w:type="spellEnd"/>
+      <w:r>
+        <w:rPr>
+          <w:i/>
+        </w:rPr>
+        <w:t xml:space="preserve"> (Abstraction):</w:t>
+      </w:r>
+      <w:r>
+        <w:t xml:space="preserve"> Xây dựng </w:t>
+      </w:r>
+      <w:proofErr w:type="spellStart"/>
+      <w:r>
+        <w:t>các</w:t>
+      </w:r>
+      <w:proofErr w:type="spellEnd"/>
+      <w:r>
+        <w:t xml:space="preserve"> Interface </w:t>
+      </w:r>
+      <w:proofErr w:type="spellStart"/>
+      <w:r>
+        <w:t>như</w:t>
+      </w:r>
+      <w:proofErr w:type="spellEnd"/>
+      <w:r>
+        <w:t xml:space="preserve"> </w:t>
+      </w:r>
+      <w:proofErr w:type="spellStart"/>
       <w:r>
         <w:rPr>
           <w:rFonts w:ascii="Liberation Mono" w:hAnsi="Liberation Mono"/>
         </w:rPr>
         <w:t>IAIService</w:t>
       </w:r>
+      <w:proofErr w:type="spellEnd"/>
       <w:r>
         <w:t xml:space="preserve">, </w:t>
       </w:r>
+      <w:proofErr w:type="spellStart"/>
       <w:r>
         <w:rPr>
           <w:rFonts w:ascii="Liberation Mono" w:hAnsi="Liberation Mono"/>
         </w:rPr>
         <w:t>IDatabaseService</w:t>
       </w:r>
-      <w:r>
-        <w:t>. Giúp dễ dàng thay thế từ OpenAI sang Gemini mà không phải sửa code tầng ViewModel.</w:t>
+      <w:proofErr w:type="spellEnd"/>
+      <w:r>
+        <w:t xml:space="preserve">. </w:t>
+      </w:r>
+      <w:proofErr w:type="spellStart"/>
+      <w:r>
+        <w:t>Giúp</w:t>
+      </w:r>
+      <w:proofErr w:type="spellEnd"/>
+      <w:r>
+        <w:t xml:space="preserve"> </w:t>
+      </w:r>
+      <w:proofErr w:type="spellStart"/>
+      <w:r>
+        <w:t>dễ</w:t>
+      </w:r>
+      <w:proofErr w:type="spellEnd"/>
+      <w:r>
+        <w:t xml:space="preserve"> </w:t>
+      </w:r>
+      <w:proofErr w:type="spellStart"/>
+      <w:r>
+        <w:t>dàng</w:t>
+      </w:r>
+      <w:proofErr w:type="spellEnd"/>
+      <w:r>
+        <w:t xml:space="preserve"> </w:t>
+      </w:r>
+      <w:proofErr w:type="spellStart"/>
+      <w:r>
+        <w:t>thay</w:t>
+      </w:r>
+      <w:proofErr w:type="spellEnd"/>
+      <w:r>
+        <w:t xml:space="preserve"> thế từ OpenAI sang Gemini mà không phải </w:t>
+      </w:r>
+      <w:proofErr w:type="spellStart"/>
+      <w:r>
+        <w:t>sửa</w:t>
+      </w:r>
+      <w:proofErr w:type="spellEnd"/>
+      <w:r>
+        <w:t xml:space="preserve"> code </w:t>
+      </w:r>
+      <w:proofErr w:type="spellStart"/>
+      <w:r>
+        <w:t>tầng</w:t>
+      </w:r>
+      <w:proofErr w:type="spellEnd"/>
+      <w:r>
+        <w:t xml:space="preserve"> </w:t>
+      </w:r>
+      <w:proofErr w:type="spellStart"/>
+      <w:r>
+        <w:t>ViewModel</w:t>
+      </w:r>
+      <w:proofErr w:type="spellEnd"/>
+      <w:r>
+        <w:t>.</w:t>
       </w:r>
     </w:p>
     <w:p>
       <w:pPr>
-        <w:pStyle w:val="ThnVnban"/>
+        <w:pStyle w:val="BodyText"/>
         <w:numPr>
           <w:ilvl w:val="0"/>
           <w:numId w:val="4"/>
@@ -394,7 +2054,31 @@
         <w:t>EF Core:</w:t>
       </w:r>
       <w:r>
-        <w:t xml:space="preserve"> Sử dụng mô hình </w:t>
+        <w:t xml:space="preserve"> </w:t>
+      </w:r>
+      <w:proofErr w:type="spellStart"/>
+      <w:r>
+        <w:t>Sử</w:t>
+      </w:r>
+      <w:proofErr w:type="spellEnd"/>
+      <w:r>
+        <w:t xml:space="preserve"> </w:t>
+      </w:r>
+      <w:proofErr w:type="spellStart"/>
+      <w:r>
+        <w:t>dụng</w:t>
+      </w:r>
+      <w:proofErr w:type="spellEnd"/>
+      <w:r>
+        <w:t xml:space="preserve"> </w:t>
+      </w:r>
+      <w:proofErr w:type="spellStart"/>
+      <w:r>
+        <w:t>mô</w:t>
+      </w:r>
+      <w:proofErr w:type="spellEnd"/>
+      <w:r>
+        <w:t xml:space="preserve"> hình </w:t>
       </w:r>
       <w:r>
         <w:rPr>
@@ -403,7 +2087,15 @@
         <w:t>Code-First</w:t>
       </w:r>
       <w:r>
-        <w:t>. Các lớp C# (</w:t>
+        <w:t xml:space="preserve">. Các </w:t>
+      </w:r>
+      <w:proofErr w:type="spellStart"/>
+      <w:r>
+        <w:t>lớp</w:t>
+      </w:r>
+      <w:proofErr w:type="spellEnd"/>
+      <w:r>
+        <w:t xml:space="preserve"> C# (</w:t>
       </w:r>
       <w:r>
         <w:rPr>
@@ -430,12 +2122,100 @@
         <w:t>Flashcard</w:t>
       </w:r>
       <w:r>
-        <w:t>) được tự động ánh xạ (map) thành các bảng trong SQLite. Sử dụng LINQ để truy xuất dữ liệu an toàn.</w:t>
+        <w:t xml:space="preserve">) được </w:t>
+      </w:r>
+      <w:proofErr w:type="spellStart"/>
+      <w:r>
+        <w:t>tự</w:t>
+      </w:r>
+      <w:proofErr w:type="spellEnd"/>
+      <w:r>
+        <w:t xml:space="preserve"> động </w:t>
+      </w:r>
+      <w:proofErr w:type="spellStart"/>
+      <w:r>
+        <w:t>ánh</w:t>
+      </w:r>
+      <w:proofErr w:type="spellEnd"/>
+      <w:r>
+        <w:t xml:space="preserve"> </w:t>
+      </w:r>
+      <w:proofErr w:type="spellStart"/>
+      <w:r>
+        <w:t>xạ</w:t>
+      </w:r>
+      <w:proofErr w:type="spellEnd"/>
+      <w:r>
+        <w:t xml:space="preserve"> (map) thành </w:t>
+      </w:r>
+      <w:proofErr w:type="spellStart"/>
+      <w:r>
+        <w:t>các</w:t>
+      </w:r>
+      <w:proofErr w:type="spellEnd"/>
+      <w:r>
+        <w:t xml:space="preserve"> </w:t>
+      </w:r>
+      <w:proofErr w:type="spellStart"/>
+      <w:r>
+        <w:t>bảng</w:t>
+      </w:r>
+      <w:proofErr w:type="spellEnd"/>
+      <w:r>
+        <w:t xml:space="preserve"> trong SQLite. </w:t>
+      </w:r>
+      <w:proofErr w:type="spellStart"/>
+      <w:r>
+        <w:t>Sử</w:t>
+      </w:r>
+      <w:proofErr w:type="spellEnd"/>
+      <w:r>
+        <w:t xml:space="preserve"> </w:t>
+      </w:r>
+      <w:proofErr w:type="spellStart"/>
+      <w:r>
+        <w:t>dụng</w:t>
+      </w:r>
+      <w:proofErr w:type="spellEnd"/>
+      <w:r>
+        <w:t xml:space="preserve"> LINQ để </w:t>
+      </w:r>
+      <w:proofErr w:type="spellStart"/>
+      <w:r>
+        <w:t>truy</w:t>
+      </w:r>
+      <w:proofErr w:type="spellEnd"/>
+      <w:r>
+        <w:t xml:space="preserve"> xuất </w:t>
+      </w:r>
+      <w:proofErr w:type="spellStart"/>
+      <w:r>
+        <w:t>dữ</w:t>
+      </w:r>
+      <w:proofErr w:type="spellEnd"/>
+      <w:r>
+        <w:t xml:space="preserve"> </w:t>
+      </w:r>
+      <w:proofErr w:type="spellStart"/>
+      <w:r>
+        <w:t>liệu</w:t>
+      </w:r>
+      <w:proofErr w:type="spellEnd"/>
+      <w:r>
+        <w:t xml:space="preserve"> an </w:t>
+      </w:r>
+      <w:proofErr w:type="spellStart"/>
+      <w:r>
+        <w:t>toàn</w:t>
+      </w:r>
+      <w:proofErr w:type="spellEnd"/>
+      <w:r>
+        <w:t>.</w:t>
       </w:r>
     </w:p>
     <w:p>
       <w:pPr>
-        <w:pStyle w:val="ThnVnban"/>
+        <w:pStyle w:val="BodyText"/>
         <w:numPr>
           <w:ilvl w:val="0"/>
           <w:numId w:val="4"/>
@@ -451,7 +2231,47 @@
         <w:t>WPF for UI:</w:t>
       </w:r>
       <w:r>
-        <w:t xml:space="preserve"> Sử dụng chặt chẽ mô hình </w:t>
+        <w:t xml:space="preserve"> </w:t>
+      </w:r>
+      <w:proofErr w:type="spellStart"/>
+      <w:r>
+        <w:t>Sử</w:t>
+      </w:r>
+      <w:proofErr w:type="spellEnd"/>
+      <w:r>
+        <w:t xml:space="preserve"> </w:t>
+      </w:r>
+      <w:proofErr w:type="spellStart"/>
+      <w:r>
+        <w:t>dụng</w:t>
+      </w:r>
+      <w:proofErr w:type="spellEnd"/>
+      <w:r>
+        <w:t xml:space="preserve"> </w:t>
+      </w:r>
+      <w:proofErr w:type="spellStart"/>
+      <w:r>
+        <w:t>chặt</w:t>
+      </w:r>
+      <w:proofErr w:type="spellEnd"/>
+      <w:r>
+        <w:t xml:space="preserve"> </w:t>
+      </w:r>
+      <w:proofErr w:type="spellStart"/>
+      <w:r>
+        <w:t>chẽ</w:t>
+      </w:r>
+      <w:proofErr w:type="spellEnd"/>
+      <w:r>
+        <w:t xml:space="preserve"> </w:t>
+      </w:r>
+      <w:proofErr w:type="spellStart"/>
+      <w:r>
+        <w:t>mô</w:t>
+      </w:r>
+      <w:proofErr w:type="spellEnd"/>
+      <w:r>
+        <w:t xml:space="preserve"> hình </w:t>
       </w:r>
       <w:r>
         <w:rPr>
@@ -460,57 +2280,210 @@
         <w:t>MVVM</w:t>
       </w:r>
       <w:r>
-        <w:t xml:space="preserve"> (Model - View - ViewModel). View (file </w:t>
+        <w:t xml:space="preserve"> (Model - View - </w:t>
+      </w:r>
+      <w:proofErr w:type="spellStart"/>
+      <w:r>
+        <w:t>ViewModel</w:t>
+      </w:r>
+      <w:proofErr w:type="spellEnd"/>
+      <w:r>
+        <w:t xml:space="preserve">). View (file </w:t>
       </w:r>
       <w:r>
         <w:rPr>
           <w:rFonts w:ascii="Liberation Mono" w:hAnsi="Liberation Mono"/>
         </w:rPr>
-        <w:t>.xaml</w:t>
-      </w:r>
-      <w:r>
-        <w:t>) hoàn toàn không chứa logic nghiệp vụ ở code-behind (</w:t>
-      </w:r>
+        <w:t>.</w:t>
+      </w:r>
+      <w:proofErr w:type="spellStart"/>
       <w:r>
         <w:rPr>
           <w:rFonts w:ascii="Liberation Mono" w:hAnsi="Liberation Mono"/>
         </w:rPr>
-        <w:t>.xaml.cs</w:t>
-      </w:r>
-      <w:r>
-        <w:t xml:space="preserve">) mà giao tiếp với ViewModel qua </w:t>
+        <w:t>xaml</w:t>
+      </w:r>
+      <w:proofErr w:type="spellEnd"/>
+      <w:r>
+        <w:t xml:space="preserve">) </w:t>
+      </w:r>
+      <w:proofErr w:type="spellStart"/>
+      <w:r>
+        <w:t>hoàn</w:t>
+      </w:r>
+      <w:proofErr w:type="spellEnd"/>
+      <w:r>
+        <w:t xml:space="preserve"> </w:t>
+      </w:r>
+      <w:proofErr w:type="spellStart"/>
+      <w:r>
+        <w:t>toàn</w:t>
+      </w:r>
+      <w:proofErr w:type="spellEnd"/>
+      <w:r>
+        <w:t xml:space="preserve"> không </w:t>
+      </w:r>
+      <w:proofErr w:type="spellStart"/>
+      <w:r>
+        <w:t>chứa</w:t>
+      </w:r>
+      <w:proofErr w:type="spellEnd"/>
+      <w:r>
+        <w:t xml:space="preserve"> logic nghiệp </w:t>
+      </w:r>
+      <w:proofErr w:type="spellStart"/>
+      <w:r>
+        <w:t>vụ</w:t>
+      </w:r>
+      <w:proofErr w:type="spellEnd"/>
+      <w:r>
+        <w:t xml:space="preserve"> ở code-behind </w:t>
+      </w:r>
+      <w:proofErr w:type="gramStart"/>
+      <w:r>
+        <w:t>(</w:t>
       </w:r>
       <w:r>
         <w:rPr>
           <w:rFonts w:ascii="Liberation Mono" w:hAnsi="Liberation Mono"/>
         </w:rPr>
+        <w:t>.</w:t>
+      </w:r>
+      <w:proofErr w:type="spellStart"/>
+      <w:r>
+        <w:rPr>
+          <w:rFonts w:ascii="Liberation Mono" w:hAnsi="Liberation Mono"/>
+        </w:rPr>
+        <w:t>xaml.cs</w:t>
+      </w:r>
+      <w:proofErr w:type="spellEnd"/>
+      <w:proofErr w:type="gramEnd"/>
+      <w:r>
+        <w:t xml:space="preserve">) mà </w:t>
+      </w:r>
+      <w:proofErr w:type="spellStart"/>
+      <w:r>
+        <w:t>giao</w:t>
+      </w:r>
+      <w:proofErr w:type="spellEnd"/>
+      <w:r>
+        <w:t xml:space="preserve"> </w:t>
+      </w:r>
+      <w:proofErr w:type="spellStart"/>
+      <w:r>
+        <w:t>tiếp</w:t>
+      </w:r>
+      <w:proofErr w:type="spellEnd"/>
+      <w:r>
+        <w:t xml:space="preserve"> </w:t>
+      </w:r>
+      <w:proofErr w:type="spellStart"/>
+      <w:r>
+        <w:t>với</w:t>
+      </w:r>
+      <w:proofErr w:type="spellEnd"/>
+      <w:r>
+        <w:t xml:space="preserve"> </w:t>
+      </w:r>
+      <w:proofErr w:type="spellStart"/>
+      <w:r>
+        <w:t>ViewModel</w:t>
+      </w:r>
+      <w:proofErr w:type="spellEnd"/>
+      <w:r>
+        <w:t xml:space="preserve"> qua </w:t>
+      </w:r>
+      <w:r>
+        <w:rPr>
+          <w:rFonts w:ascii="Liberation Mono" w:hAnsi="Liberation Mono"/>
+        </w:rPr>
         <w:t>Binding</w:t>
       </w:r>
       <w:r>
         <w:t xml:space="preserve"> và </w:t>
       </w:r>
+      <w:proofErr w:type="spellStart"/>
       <w:r>
         <w:rPr>
           <w:rFonts w:ascii="Liberation Mono" w:hAnsi="Liberation Mono"/>
         </w:rPr>
         <w:t>ICommand</w:t>
       </w:r>
-      <w:r>
-        <w:t xml:space="preserve">. Dùng thư viện </w:t>
-      </w:r>
+      <w:proofErr w:type="spellEnd"/>
+      <w:r>
+        <w:t xml:space="preserve">. </w:t>
+      </w:r>
+      <w:proofErr w:type="spellStart"/>
+      <w:r>
+        <w:t>Dùng</w:t>
+      </w:r>
+      <w:proofErr w:type="spellEnd"/>
+      <w:r>
+        <w:t xml:space="preserve"> </w:t>
+      </w:r>
+      <w:proofErr w:type="spellStart"/>
+      <w:r>
+        <w:t>thư</w:t>
+      </w:r>
+      <w:proofErr w:type="spellEnd"/>
+      <w:r>
+        <w:t xml:space="preserve"> </w:t>
+      </w:r>
+      <w:proofErr w:type="spellStart"/>
+      <w:r>
+        <w:t>viện</w:t>
+      </w:r>
+      <w:proofErr w:type="spellEnd"/>
+      <w:r>
+        <w:t xml:space="preserve"> </w:t>
+      </w:r>
+      <w:proofErr w:type="spellStart"/>
       <w:r>
         <w:rPr>
           <w:rFonts w:ascii="Liberation Mono" w:hAnsi="Liberation Mono"/>
         </w:rPr>
         <w:t>MaterialDesignInXaml</w:t>
       </w:r>
-      <w:r>
-        <w:t xml:space="preserve"> để chuẩn hóa giao diện.</w:t>
+      <w:proofErr w:type="spellEnd"/>
+      <w:r>
+        <w:t xml:space="preserve"> để </w:t>
+      </w:r>
+      <w:proofErr w:type="spellStart"/>
+      <w:r>
+        <w:t>chuẩn</w:t>
+      </w:r>
+      <w:proofErr w:type="spellEnd"/>
+      <w:r>
+        <w:t xml:space="preserve"> </w:t>
+      </w:r>
+      <w:proofErr w:type="spellStart"/>
+      <w:r>
+        <w:t>hóa</w:t>
+      </w:r>
+      <w:proofErr w:type="spellEnd"/>
+      <w:r>
+        <w:t xml:space="preserve"> </w:t>
+      </w:r>
+      <w:proofErr w:type="spellStart"/>
+      <w:r>
+        <w:t>giao</w:t>
+      </w:r>
+      <w:proofErr w:type="spellEnd"/>
+      <w:r>
+        <w:t xml:space="preserve"> </w:t>
+      </w:r>
+      <w:proofErr w:type="spellStart"/>
+      <w:r>
+        <w:t>diện</w:t>
+      </w:r>
+      <w:proofErr w:type="spellEnd"/>
+      <w:r>
+        <w:t>.</w:t>
       </w:r>
     </w:p>
     <w:p>
       <w:pPr>
-        <w:pStyle w:val="ThnVnban"/>
+        <w:pStyle w:val="BodyText"/>
         <w:numPr>
           <w:ilvl w:val="0"/>
           <w:numId w:val="4"/>
@@ -526,7 +2499,23 @@
         <w:t>Multithreading techniques:</w:t>
       </w:r>
       <w:r>
-        <w:t xml:space="preserve"> Triển khai </w:t>
+        <w:t xml:space="preserve"> </w:t>
+      </w:r>
+      <w:proofErr w:type="spellStart"/>
+      <w:r>
+        <w:t>Triển</w:t>
+      </w:r>
+      <w:proofErr w:type="spellEnd"/>
+      <w:r>
+        <w:t xml:space="preserve"> </w:t>
+      </w:r>
+      <w:proofErr w:type="spellStart"/>
+      <w:r>
+        <w:t>khai</w:t>
+      </w:r>
+      <w:proofErr w:type="spellEnd"/>
+      <w:r>
+        <w:t xml:space="preserve"> </w:t>
       </w:r>
       <w:r>
         <w:rPr>
@@ -535,7 +2524,71 @@
         <w:t>Async/Await</w:t>
       </w:r>
       <w:r>
-        <w:t xml:space="preserve"> trong C#. Mọi tương tác có độ trễ (truy vấn Database EF Core, đọc file PDF nặng, gọi HTTP Request AI API) đều được bọc trong các </w:t>
+        <w:t xml:space="preserve"> trong C#. Mọi </w:t>
+      </w:r>
+      <w:proofErr w:type="spellStart"/>
+      <w:r>
+        <w:t>tương</w:t>
+      </w:r>
+      <w:proofErr w:type="spellEnd"/>
+      <w:r>
+        <w:t xml:space="preserve"> tác có độ </w:t>
+      </w:r>
+      <w:proofErr w:type="spellStart"/>
+      <w:r>
+        <w:t>trễ</w:t>
+      </w:r>
+      <w:proofErr w:type="spellEnd"/>
+      <w:r>
+        <w:t xml:space="preserve"> (</w:t>
+      </w:r>
+      <w:proofErr w:type="spellStart"/>
+      <w:r>
+        <w:t>truy</w:t>
+      </w:r>
+      <w:proofErr w:type="spellEnd"/>
+      <w:r>
+        <w:t xml:space="preserve"> vấn Database EF Core, đọc file PDF </w:t>
+      </w:r>
+      <w:proofErr w:type="spellStart"/>
+      <w:r>
+        <w:t>nặng</w:t>
+      </w:r>
+      <w:proofErr w:type="spellEnd"/>
+      <w:r>
+        <w:t xml:space="preserve">, </w:t>
+      </w:r>
+      <w:proofErr w:type="spellStart"/>
+      <w:r>
+        <w:t>gọi</w:t>
+      </w:r>
+      <w:proofErr w:type="spellEnd"/>
+      <w:r>
+        <w:t xml:space="preserve"> HTTP Request AI API) </w:t>
+      </w:r>
+      <w:proofErr w:type="spellStart"/>
+      <w:r>
+        <w:t>đều</w:t>
+      </w:r>
+      <w:proofErr w:type="spellEnd"/>
+      <w:r>
+        <w:t xml:space="preserve"> được </w:t>
+      </w:r>
+      <w:proofErr w:type="spellStart"/>
+      <w:r>
+        <w:t>bọc</w:t>
+      </w:r>
+      <w:proofErr w:type="spellEnd"/>
+      <w:r>
+        <w:t xml:space="preserve"> trong </w:t>
+      </w:r>
+      <w:proofErr w:type="spellStart"/>
+      <w:r>
+        <w:t>các</w:t>
+      </w:r>
+      <w:proofErr w:type="spellEnd"/>
+      <w:r>
+        <w:t xml:space="preserve"> </w:t>
       </w:r>
       <w:r>
         <w:rPr>
@@ -544,7 +2597,31 @@
         <w:t>Task</w:t>
       </w:r>
       <w:r>
-        <w:t xml:space="preserve"> chạy nền để giải phóng </w:t>
+        <w:t xml:space="preserve"> </w:t>
+      </w:r>
+      <w:proofErr w:type="spellStart"/>
+      <w:r>
+        <w:t>chạy</w:t>
+      </w:r>
+      <w:proofErr w:type="spellEnd"/>
+      <w:r>
+        <w:t xml:space="preserve"> nền để </w:t>
+      </w:r>
+      <w:proofErr w:type="spellStart"/>
+      <w:r>
+        <w:t>giải</w:t>
+      </w:r>
+      <w:proofErr w:type="spellEnd"/>
+      <w:r>
+        <w:t xml:space="preserve"> </w:t>
+      </w:r>
+      <w:proofErr w:type="spellStart"/>
+      <w:r>
+        <w:t>phóng</w:t>
+      </w:r>
+      <w:proofErr w:type="spellEnd"/>
+      <w:r>
+        <w:t xml:space="preserve"> </w:t>
       </w:r>
       <w:r>
         <w:rPr>
@@ -553,12 +2630,60 @@
         <w:t>Main UI Thread</w:t>
       </w:r>
       <w:r>
-        <w:t>, đảm bảo ứng dụng không bị "đơ" (Not Responding).</w:t>
+        <w:t xml:space="preserve">, </w:t>
+      </w:r>
+      <w:proofErr w:type="spellStart"/>
+      <w:r>
+        <w:t>đảm</w:t>
+      </w:r>
+      <w:proofErr w:type="spellEnd"/>
+      <w:r>
+        <w:t xml:space="preserve"> </w:t>
+      </w:r>
+      <w:proofErr w:type="spellStart"/>
+      <w:r>
+        <w:t>bảo</w:t>
+      </w:r>
+      <w:proofErr w:type="spellEnd"/>
+      <w:r>
+        <w:t xml:space="preserve"> </w:t>
+      </w:r>
+      <w:proofErr w:type="spellStart"/>
+      <w:r>
+        <w:t>ứng</w:t>
+      </w:r>
+      <w:proofErr w:type="spellEnd"/>
+      <w:r>
+        <w:t xml:space="preserve"> </w:t>
+      </w:r>
+      <w:proofErr w:type="spellStart"/>
+      <w:r>
+        <w:t>dụng</w:t>
+      </w:r>
+      <w:proofErr w:type="spellEnd"/>
+      <w:r>
+        <w:t xml:space="preserve"> không </w:t>
+      </w:r>
+      <w:proofErr w:type="spellStart"/>
+      <w:r>
+        <w:t>bị</w:t>
+      </w:r>
+      <w:proofErr w:type="spellEnd"/>
+      <w:r>
+        <w:t xml:space="preserve"> "</w:t>
+      </w:r>
+      <w:proofErr w:type="spellStart"/>
+      <w:r>
+        <w:t>đơ</w:t>
+      </w:r>
+      <w:proofErr w:type="spellEnd"/>
+      <w:r>
+        <w:t>" (Not Responding).</w:t>
       </w:r>
     </w:p>
     <w:p>
       <w:pPr>
-        <w:pStyle w:val="u2"/>
+        <w:pStyle w:val="Heading2"/>
         <w:numPr>
           <w:ilvl w:val="0"/>
           <w:numId w:val="0"/>
@@ -571,7 +2696,7 @@
     </w:p>
     <w:p>
       <w:pPr>
-        <w:pStyle w:val="ThnVnban"/>
+        <w:pStyle w:val="BodyText"/>
         <w:numPr>
           <w:ilvl w:val="0"/>
           <w:numId w:val="5"/>
@@ -581,16 +2706,108 @@
         </w:tabs>
         <w:spacing w:after="0"/>
       </w:pPr>
-      <w:r>
-        <w:rPr>
-          <w:b/>
-        </w:rPr>
-        <w:t>Thử thách 1: Giao diện bị treo khi gọi AI API.</w:t>
+      <w:proofErr w:type="spellStart"/>
+      <w:r>
+        <w:rPr>
+          <w:b/>
+        </w:rPr>
+        <w:t>Thử</w:t>
+      </w:r>
+      <w:proofErr w:type="spellEnd"/>
+      <w:r>
+        <w:rPr>
+          <w:b/>
+        </w:rPr>
+        <w:t xml:space="preserve"> </w:t>
+      </w:r>
+      <w:proofErr w:type="spellStart"/>
+      <w:r>
+        <w:rPr>
+          <w:b/>
+        </w:rPr>
+        <w:t>thách</w:t>
+      </w:r>
+      <w:proofErr w:type="spellEnd"/>
+      <w:r>
+        <w:rPr>
+          <w:b/>
+        </w:rPr>
+        <w:t xml:space="preserve"> 1: Giao </w:t>
+      </w:r>
+      <w:proofErr w:type="spellStart"/>
+      <w:r>
+        <w:rPr>
+          <w:b/>
+        </w:rPr>
+        <w:t>diện</w:t>
+      </w:r>
+      <w:proofErr w:type="spellEnd"/>
+      <w:r>
+        <w:rPr>
+          <w:b/>
+        </w:rPr>
+        <w:t xml:space="preserve"> </w:t>
+      </w:r>
+      <w:proofErr w:type="spellStart"/>
+      <w:r>
+        <w:rPr>
+          <w:b/>
+        </w:rPr>
+        <w:t>bị</w:t>
+      </w:r>
+      <w:proofErr w:type="spellEnd"/>
+      <w:r>
+        <w:rPr>
+          <w:b/>
+        </w:rPr>
+        <w:t xml:space="preserve"> </w:t>
+      </w:r>
+      <w:proofErr w:type="spellStart"/>
+      <w:r>
+        <w:rPr>
+          <w:b/>
+        </w:rPr>
+        <w:t>treo</w:t>
+      </w:r>
+      <w:proofErr w:type="spellEnd"/>
+      <w:r>
+        <w:rPr>
+          <w:b/>
+        </w:rPr>
+        <w:t xml:space="preserve"> </w:t>
+      </w:r>
+      <w:proofErr w:type="spellStart"/>
+      <w:r>
+        <w:rPr>
+          <w:b/>
+        </w:rPr>
+        <w:t>khi</w:t>
+      </w:r>
+      <w:proofErr w:type="spellEnd"/>
+      <w:r>
+        <w:rPr>
+          <w:b/>
+        </w:rPr>
+        <w:t xml:space="preserve"> </w:t>
+      </w:r>
+      <w:proofErr w:type="spellStart"/>
+      <w:r>
+        <w:rPr>
+          <w:b/>
+        </w:rPr>
+        <w:t>gọi</w:t>
+      </w:r>
+      <w:proofErr w:type="spellEnd"/>
+      <w:r>
+        <w:rPr>
+          <w:b/>
+        </w:rPr>
+        <w:t xml:space="preserve"> AI API.</w:t>
       </w:r>
     </w:p>
     <w:p>
       <w:pPr>
-        <w:pStyle w:val="ThnVnban"/>
+        <w:pStyle w:val="BodyText"/>
         <w:numPr>
           <w:ilvl w:val="1"/>
           <w:numId w:val="5"/>
@@ -606,12 +2823,116 @@
         <w:t>Vấn đề:</w:t>
       </w:r>
       <w:r>
-        <w:t xml:space="preserve"> Khi gọi API mất 3-5 giây, Main Thread của WPF bị khóa chờ phản hồi, làm ứng dụng bị đơ.</w:t>
+        <w:t xml:space="preserve"> Khi </w:t>
+      </w:r>
+      <w:proofErr w:type="spellStart"/>
+      <w:r>
+        <w:t>gọi</w:t>
+      </w:r>
+      <w:proofErr w:type="spellEnd"/>
+      <w:r>
+        <w:t xml:space="preserve"> API </w:t>
+      </w:r>
+      <w:proofErr w:type="spellStart"/>
+      <w:r>
+        <w:t>mất</w:t>
+      </w:r>
+      <w:proofErr w:type="spellEnd"/>
+      <w:r>
+        <w:t xml:space="preserve"> 3-5 </w:t>
+      </w:r>
+      <w:proofErr w:type="spellStart"/>
+      <w:r>
+        <w:t>giây</w:t>
+      </w:r>
+      <w:proofErr w:type="spellEnd"/>
+      <w:r>
+        <w:t xml:space="preserve">, Main Thread của WPF </w:t>
+      </w:r>
+      <w:proofErr w:type="spellStart"/>
+      <w:r>
+        <w:t>bị</w:t>
+      </w:r>
+      <w:proofErr w:type="spellEnd"/>
+      <w:r>
+        <w:t xml:space="preserve"> </w:t>
+      </w:r>
+      <w:proofErr w:type="spellStart"/>
+      <w:r>
+        <w:t>khóa</w:t>
+      </w:r>
+      <w:proofErr w:type="spellEnd"/>
+      <w:r>
+        <w:t xml:space="preserve"> </w:t>
+      </w:r>
+      <w:proofErr w:type="spellStart"/>
+      <w:r>
+        <w:t>chờ</w:t>
+      </w:r>
+      <w:proofErr w:type="spellEnd"/>
+      <w:r>
+        <w:t xml:space="preserve"> </w:t>
+      </w:r>
+      <w:proofErr w:type="spellStart"/>
+      <w:r>
+        <w:t>phản</w:t>
+      </w:r>
+      <w:proofErr w:type="spellEnd"/>
+      <w:r>
+        <w:t xml:space="preserve"> </w:t>
+      </w:r>
+      <w:proofErr w:type="spellStart"/>
+      <w:r>
+        <w:t>hồi</w:t>
+      </w:r>
+      <w:proofErr w:type="spellEnd"/>
+      <w:r>
+        <w:t xml:space="preserve">, </w:t>
+      </w:r>
+      <w:proofErr w:type="spellStart"/>
+      <w:r>
+        <w:t>làm</w:t>
+      </w:r>
+      <w:proofErr w:type="spellEnd"/>
+      <w:r>
+        <w:t xml:space="preserve"> </w:t>
+      </w:r>
+      <w:proofErr w:type="spellStart"/>
+      <w:r>
+        <w:t>ứng</w:t>
+      </w:r>
+      <w:proofErr w:type="spellEnd"/>
+      <w:r>
+        <w:t xml:space="preserve"> </w:t>
+      </w:r>
+      <w:proofErr w:type="spellStart"/>
+      <w:r>
+        <w:t>dụng</w:t>
+      </w:r>
+      <w:proofErr w:type="spellEnd"/>
+      <w:r>
+        <w:t xml:space="preserve"> </w:t>
+      </w:r>
+      <w:proofErr w:type="spellStart"/>
+      <w:r>
+        <w:t>bị</w:t>
+      </w:r>
+      <w:proofErr w:type="spellEnd"/>
+      <w:r>
+        <w:t xml:space="preserve"> </w:t>
+      </w:r>
+      <w:proofErr w:type="spellStart"/>
+      <w:r>
+        <w:t>đơ</w:t>
+      </w:r>
+      <w:proofErr w:type="spellEnd"/>
+      <w:r>
+        <w:t>.</w:t>
       </w:r>
     </w:p>
     <w:p>
       <w:pPr>
-        <w:pStyle w:val="ThnVnban"/>
+        <w:pStyle w:val="BodyText"/>
         <w:numPr>
           <w:ilvl w:val="1"/>
           <w:numId w:val="5"/>
@@ -620,14 +2941,76 @@
           <w:tab w:val="left" w:pos="1418"/>
         </w:tabs>
       </w:pPr>
+      <w:proofErr w:type="spellStart"/>
       <w:r>
         <w:rPr>
           <w:i/>
         </w:rPr>
-        <w:t>Giải pháp:</w:t>
-      </w:r>
-      <w:r>
-        <w:t xml:space="preserve"> Chuyển đổi phương thức gọi API sang </w:t>
+        <w:t>Giải</w:t>
+      </w:r>
+      <w:proofErr w:type="spellEnd"/>
+      <w:r>
+        <w:rPr>
+          <w:i/>
+        </w:rPr>
+        <w:t xml:space="preserve"> </w:t>
+      </w:r>
+      <w:proofErr w:type="spellStart"/>
+      <w:r>
+        <w:rPr>
+          <w:i/>
+        </w:rPr>
+        <w:t>pháp</w:t>
+      </w:r>
+      <w:proofErr w:type="spellEnd"/>
+      <w:r>
+        <w:rPr>
+          <w:i/>
+        </w:rPr>
+        <w:t>:</w:t>
+      </w:r>
+      <w:r>
+        <w:t xml:space="preserve"> </w:t>
+      </w:r>
+      <w:proofErr w:type="spellStart"/>
+      <w:r>
+        <w:t>Chuyển</w:t>
+      </w:r>
+      <w:proofErr w:type="spellEnd"/>
+      <w:r>
+        <w:t xml:space="preserve"> </w:t>
+      </w:r>
+      <w:proofErr w:type="spellStart"/>
+      <w:r>
+        <w:t>đổi</w:t>
+      </w:r>
+      <w:proofErr w:type="spellEnd"/>
+      <w:r>
+        <w:t xml:space="preserve"> </w:t>
+      </w:r>
+      <w:proofErr w:type="spellStart"/>
+      <w:r>
+        <w:t>phương</w:t>
+      </w:r>
+      <w:proofErr w:type="spellEnd"/>
+      <w:r>
+        <w:t xml:space="preserve"> </w:t>
+      </w:r>
+      <w:proofErr w:type="spellStart"/>
+      <w:r>
+        <w:t>thức</w:t>
+      </w:r>
+      <w:proofErr w:type="spellEnd"/>
+      <w:r>
+        <w:t xml:space="preserve"> </w:t>
+      </w:r>
+      <w:proofErr w:type="spellStart"/>
+      <w:r>
+        <w:t>gọi</w:t>
+      </w:r>
+      <w:proofErr w:type="spellEnd"/>
+      <w:r>
+        <w:t xml:space="preserve"> API sang </w:t>
       </w:r>
       <w:r>
         <w:rPr>
@@ -636,30 +3019,146 @@
         <w:t>async/await</w:t>
       </w:r>
       <w:r>
-        <w:t xml:space="preserve"> và sử dụng </w:t>
-      </w:r>
+        <w:t xml:space="preserve"> và </w:t>
+      </w:r>
+      <w:proofErr w:type="spellStart"/>
+      <w:r>
+        <w:t>sử</w:t>
+      </w:r>
+      <w:proofErr w:type="spellEnd"/>
+      <w:r>
+        <w:t xml:space="preserve"> </w:t>
+      </w:r>
+      <w:proofErr w:type="spellStart"/>
+      <w:r>
+        <w:t>dụng</w:t>
+      </w:r>
+      <w:proofErr w:type="spellEnd"/>
+      <w:r>
+        <w:t xml:space="preserve"> </w:t>
+      </w:r>
+      <w:proofErr w:type="spellStart"/>
       <w:r>
         <w:rPr>
           <w:rFonts w:ascii="Liberation Mono" w:hAnsi="Liberation Mono"/>
         </w:rPr>
-        <w:t>Task.Run()</w:t>
-      </w:r>
-      <w:r>
-        <w:t xml:space="preserve">. Khi nhận được kết quả, dùng </w:t>
-      </w:r>
+        <w:t>Task.Run</w:t>
+      </w:r>
+      <w:proofErr w:type="spellEnd"/>
       <w:r>
         <w:rPr>
           <w:rFonts w:ascii="Liberation Mono" w:hAnsi="Liberation Mono"/>
         </w:rPr>
+        <w:t>()</w:t>
+      </w:r>
+      <w:r>
+        <w:t xml:space="preserve">. Khi </w:t>
+      </w:r>
+      <w:proofErr w:type="spellStart"/>
+      <w:r>
+        <w:t>nhận</w:t>
+      </w:r>
+      <w:proofErr w:type="spellEnd"/>
+      <w:r>
+        <w:t xml:space="preserve"> được kết </w:t>
+      </w:r>
+      <w:proofErr w:type="spellStart"/>
+      <w:r>
+        <w:t>quả</w:t>
+      </w:r>
+      <w:proofErr w:type="spellEnd"/>
+      <w:r>
+        <w:t xml:space="preserve">, </w:t>
+      </w:r>
+      <w:proofErr w:type="spellStart"/>
+      <w:r>
+        <w:t>dùng</w:t>
+      </w:r>
+      <w:proofErr w:type="spellEnd"/>
+      <w:r>
+        <w:t xml:space="preserve"> </w:t>
+      </w:r>
+      <w:proofErr w:type="spellStart"/>
+      <w:proofErr w:type="gramStart"/>
+      <w:r>
+        <w:rPr>
+          <w:rFonts w:ascii="Liberation Mono" w:hAnsi="Liberation Mono"/>
+        </w:rPr>
         <w:t>Application.Current.Dispatcher.Invoke</w:t>
       </w:r>
-      <w:r>
-        <w:t xml:space="preserve"> để đẩy dữ liệu ngược lại luồng UI một cách an toàn.</w:t>
+      <w:proofErr w:type="spellEnd"/>
+      <w:proofErr w:type="gramEnd"/>
+      <w:r>
+        <w:t xml:space="preserve"> để </w:t>
+      </w:r>
+      <w:proofErr w:type="spellStart"/>
+      <w:r>
+        <w:t>đẩy</w:t>
+      </w:r>
+      <w:proofErr w:type="spellEnd"/>
+      <w:r>
+        <w:t xml:space="preserve"> </w:t>
+      </w:r>
+      <w:proofErr w:type="spellStart"/>
+      <w:r>
+        <w:t>dữ</w:t>
+      </w:r>
+      <w:proofErr w:type="spellEnd"/>
+      <w:r>
+        <w:t xml:space="preserve"> </w:t>
+      </w:r>
+      <w:proofErr w:type="spellStart"/>
+      <w:r>
+        <w:t>liệu</w:t>
+      </w:r>
+      <w:proofErr w:type="spellEnd"/>
+      <w:r>
+        <w:t xml:space="preserve"> </w:t>
+      </w:r>
+      <w:proofErr w:type="spellStart"/>
+      <w:r>
+        <w:t>ngược</w:t>
+      </w:r>
+      <w:proofErr w:type="spellEnd"/>
+      <w:r>
+        <w:t xml:space="preserve"> </w:t>
+      </w:r>
+      <w:proofErr w:type="spellStart"/>
+      <w:r>
+        <w:t>lại</w:t>
+      </w:r>
+      <w:proofErr w:type="spellEnd"/>
+      <w:r>
+        <w:t xml:space="preserve"> </w:t>
+      </w:r>
+      <w:proofErr w:type="spellStart"/>
+      <w:r>
+        <w:t>luồng</w:t>
+      </w:r>
+      <w:proofErr w:type="spellEnd"/>
+      <w:r>
+        <w:t xml:space="preserve"> UI một </w:t>
+      </w:r>
+      <w:proofErr w:type="spellStart"/>
+      <w:r>
+        <w:t>cách</w:t>
+      </w:r>
+      <w:proofErr w:type="spellEnd"/>
+      <w:r>
+        <w:t xml:space="preserve"> an </w:t>
+      </w:r>
+      <w:proofErr w:type="spellStart"/>
+      <w:r>
+        <w:t>toàn</w:t>
+      </w:r>
+      <w:proofErr w:type="spellEnd"/>
+      <w:r>
+        <w:t>.</w:t>
       </w:r>
     </w:p>
     <w:p>
       <w:pPr>
-        <w:pStyle w:val="ThnVnban"/>
+        <w:pStyle w:val="BodyText"/>
         <w:numPr>
           <w:ilvl w:val="0"/>
           <w:numId w:val="5"/>
@@ -669,16 +3168,52 @@
         </w:tabs>
         <w:spacing w:after="0"/>
       </w:pPr>
-      <w:r>
-        <w:rPr>
-          <w:b/>
-        </w:rPr>
-        <w:t>Thử thách 2: Hiển thị PDF trong WPF.</w:t>
+      <w:proofErr w:type="spellStart"/>
+      <w:r>
+        <w:rPr>
+          <w:b/>
+        </w:rPr>
+        <w:t>Thử</w:t>
+      </w:r>
+      <w:proofErr w:type="spellEnd"/>
+      <w:r>
+        <w:rPr>
+          <w:b/>
+        </w:rPr>
+        <w:t xml:space="preserve"> </w:t>
+      </w:r>
+      <w:proofErr w:type="spellStart"/>
+      <w:r>
+        <w:rPr>
+          <w:b/>
+        </w:rPr>
+        <w:t>thách</w:t>
+      </w:r>
+      <w:proofErr w:type="spellEnd"/>
+      <w:r>
+        <w:rPr>
+          <w:b/>
+        </w:rPr>
+        <w:t xml:space="preserve"> 2: Hiển </w:t>
+      </w:r>
+      <w:proofErr w:type="spellStart"/>
+      <w:r>
+        <w:rPr>
+          <w:b/>
+        </w:rPr>
+        <w:t>thị</w:t>
+      </w:r>
+      <w:proofErr w:type="spellEnd"/>
+      <w:r>
+        <w:rPr>
+          <w:b/>
+        </w:rPr>
+        <w:t xml:space="preserve"> PDF trong WPF.</w:t>
       </w:r>
     </w:p>
     <w:p>
       <w:pPr>
-        <w:pStyle w:val="ThnVnban"/>
+        <w:pStyle w:val="BodyText"/>
         <w:numPr>
           <w:ilvl w:val="1"/>
           <w:numId w:val="5"/>
@@ -694,12 +3229,44 @@
         <w:t>Vấn đề:</w:t>
       </w:r>
       <w:r>
-        <w:t xml:space="preserve"> WPF không hỗ trợ tốt việc render file PDF nguyên bản.</w:t>
+        <w:t xml:space="preserve"> WPF không </w:t>
+      </w:r>
+      <w:proofErr w:type="spellStart"/>
+      <w:r>
+        <w:t>hỗ</w:t>
+      </w:r>
+      <w:proofErr w:type="spellEnd"/>
+      <w:r>
+        <w:t xml:space="preserve"> </w:t>
+      </w:r>
+      <w:proofErr w:type="spellStart"/>
+      <w:r>
+        <w:t>trợ</w:t>
+      </w:r>
+      <w:proofErr w:type="spellEnd"/>
+      <w:r>
+        <w:t xml:space="preserve"> </w:t>
+      </w:r>
+      <w:proofErr w:type="spellStart"/>
+      <w:r>
+        <w:t>tốt</w:t>
+      </w:r>
+      <w:proofErr w:type="spellEnd"/>
+      <w:r>
+        <w:t xml:space="preserve"> việc render file PDF </w:t>
+      </w:r>
+      <w:proofErr w:type="spellStart"/>
+      <w:r>
+        <w:t>nguyên</w:t>
+      </w:r>
+      <w:proofErr w:type="spellEnd"/>
+      <w:r>
+        <w:t xml:space="preserve"> bản.</w:t>
       </w:r>
     </w:p>
     <w:p>
       <w:pPr>
-        <w:pStyle w:val="ThnVnban"/>
+        <w:pStyle w:val="BodyText"/>
         <w:numPr>
           <w:ilvl w:val="1"/>
           <w:numId w:val="5"/>
@@ -708,37 +3275,215 @@
           <w:tab w:val="left" w:pos="1418"/>
         </w:tabs>
       </w:pPr>
+      <w:proofErr w:type="spellStart"/>
       <w:r>
         <w:rPr>
           <w:i/>
         </w:rPr>
-        <w:t>Giải pháp:</w:t>
-      </w:r>
-      <w:r>
-        <w:t xml:space="preserve"> Sử dụng thư viện bên thứ 3 là </w:t>
-      </w:r>
+        <w:t>Giải</w:t>
+      </w:r>
+      <w:proofErr w:type="spellEnd"/>
+      <w:r>
+        <w:rPr>
+          <w:i/>
+        </w:rPr>
+        <w:t xml:space="preserve"> </w:t>
+      </w:r>
+      <w:proofErr w:type="spellStart"/>
+      <w:r>
+        <w:rPr>
+          <w:i/>
+        </w:rPr>
+        <w:t>pháp</w:t>
+      </w:r>
+      <w:proofErr w:type="spellEnd"/>
+      <w:r>
+        <w:rPr>
+          <w:i/>
+        </w:rPr>
+        <w:t>:</w:t>
+      </w:r>
+      <w:r>
+        <w:t xml:space="preserve"> </w:t>
+      </w:r>
+      <w:proofErr w:type="spellStart"/>
+      <w:r>
+        <w:t>Sử</w:t>
+      </w:r>
+      <w:proofErr w:type="spellEnd"/>
+      <w:r>
+        <w:t xml:space="preserve"> </w:t>
+      </w:r>
+      <w:proofErr w:type="spellStart"/>
+      <w:r>
+        <w:t>dụng</w:t>
+      </w:r>
+      <w:proofErr w:type="spellEnd"/>
+      <w:r>
+        <w:t xml:space="preserve"> </w:t>
+      </w:r>
+      <w:proofErr w:type="spellStart"/>
+      <w:r>
+        <w:t>thư</w:t>
+      </w:r>
+      <w:proofErr w:type="spellEnd"/>
+      <w:r>
+        <w:t xml:space="preserve"> </w:t>
+      </w:r>
+      <w:proofErr w:type="spellStart"/>
+      <w:r>
+        <w:t>viện</w:t>
+      </w:r>
+      <w:proofErr w:type="spellEnd"/>
+      <w:r>
+        <w:t xml:space="preserve"> </w:t>
+      </w:r>
+      <w:proofErr w:type="spellStart"/>
+      <w:r>
+        <w:t>bên</w:t>
+      </w:r>
+      <w:proofErr w:type="spellEnd"/>
+      <w:r>
+        <w:t xml:space="preserve"> </w:t>
+      </w:r>
+      <w:proofErr w:type="spellStart"/>
+      <w:r>
+        <w:t>thứ</w:t>
+      </w:r>
+      <w:proofErr w:type="spellEnd"/>
+      <w:r>
+        <w:t xml:space="preserve"> 3 là </w:t>
+      </w:r>
+      <w:proofErr w:type="spellStart"/>
       <w:r>
         <w:rPr>
           <w:rFonts w:ascii="Liberation Mono" w:hAnsi="Liberation Mono"/>
         </w:rPr>
         <w:t>PdfiumViewer</w:t>
       </w:r>
-      <w:r>
-        <w:t xml:space="preserve"> kết hợp với </w:t>
-      </w:r>
+      <w:proofErr w:type="spellEnd"/>
+      <w:r>
+        <w:t xml:space="preserve"> kết </w:t>
+      </w:r>
+      <w:proofErr w:type="spellStart"/>
+      <w:r>
+        <w:t>hợp</w:t>
+      </w:r>
+      <w:proofErr w:type="spellEnd"/>
+      <w:r>
+        <w:t xml:space="preserve"> </w:t>
+      </w:r>
+      <w:proofErr w:type="spellStart"/>
+      <w:r>
+        <w:t>với</w:t>
+      </w:r>
+      <w:proofErr w:type="spellEnd"/>
+      <w:r>
+        <w:t xml:space="preserve"> </w:t>
+      </w:r>
+      <w:proofErr w:type="spellStart"/>
       <w:r>
         <w:rPr>
           <w:rFonts w:ascii="Liberation Mono" w:hAnsi="Liberation Mono"/>
         </w:rPr>
         <w:t>WindowsFormsHost</w:t>
       </w:r>
-      <w:r>
-        <w:t xml:space="preserve"> để nhúng control của Windows Forms vào trong ứng dụng WPF. Cần kiểm soát kỹ sự kiện đóng file để giải phóng bộ nhớ (Dispose).</w:t>
+      <w:proofErr w:type="spellEnd"/>
+      <w:r>
+        <w:t xml:space="preserve"> để </w:t>
+      </w:r>
+      <w:proofErr w:type="spellStart"/>
+      <w:r>
+        <w:t>nhúng</w:t>
+      </w:r>
+      <w:proofErr w:type="spellEnd"/>
+      <w:r>
+        <w:t xml:space="preserve"> control của Windows Forms vào trong </w:t>
+      </w:r>
+      <w:proofErr w:type="spellStart"/>
+      <w:r>
+        <w:t>ứng</w:t>
+      </w:r>
+      <w:proofErr w:type="spellEnd"/>
+      <w:r>
+        <w:t xml:space="preserve"> </w:t>
+      </w:r>
+      <w:proofErr w:type="spellStart"/>
+      <w:r>
+        <w:t>dụng</w:t>
+      </w:r>
+      <w:proofErr w:type="spellEnd"/>
+      <w:r>
+        <w:t xml:space="preserve"> WPF. Cần </w:t>
+      </w:r>
+      <w:proofErr w:type="spellStart"/>
+      <w:r>
+        <w:t>kiểm</w:t>
+      </w:r>
+      <w:proofErr w:type="spellEnd"/>
+      <w:r>
+        <w:t xml:space="preserve"> </w:t>
+      </w:r>
+      <w:proofErr w:type="spellStart"/>
+      <w:r>
+        <w:t>soát</w:t>
+      </w:r>
+      <w:proofErr w:type="spellEnd"/>
+      <w:r>
+        <w:t xml:space="preserve"> </w:t>
+      </w:r>
+      <w:proofErr w:type="spellStart"/>
+      <w:r>
+        <w:t>kỹ</w:t>
+      </w:r>
+      <w:proofErr w:type="spellEnd"/>
+      <w:r>
+        <w:t xml:space="preserve"> sự </w:t>
+      </w:r>
+      <w:proofErr w:type="spellStart"/>
+      <w:r>
+        <w:t>kiện</w:t>
+      </w:r>
+      <w:proofErr w:type="spellEnd"/>
+      <w:r>
+        <w:t xml:space="preserve"> </w:t>
+      </w:r>
+      <w:proofErr w:type="spellStart"/>
+      <w:r>
+        <w:t>đóng</w:t>
+      </w:r>
+      <w:proofErr w:type="spellEnd"/>
+      <w:r>
+        <w:t xml:space="preserve"> file để </w:t>
+      </w:r>
+      <w:proofErr w:type="spellStart"/>
+      <w:r>
+        <w:t>giải</w:t>
+      </w:r>
+      <w:proofErr w:type="spellEnd"/>
+      <w:r>
+        <w:t xml:space="preserve"> </w:t>
+      </w:r>
+      <w:proofErr w:type="spellStart"/>
+      <w:r>
+        <w:t>phóng</w:t>
+      </w:r>
+      <w:proofErr w:type="spellEnd"/>
+      <w:r>
+        <w:t xml:space="preserve"> </w:t>
+      </w:r>
+      <w:proofErr w:type="spellStart"/>
+      <w:r>
+        <w:t>bộ</w:t>
+      </w:r>
+      <w:proofErr w:type="spellEnd"/>
+      <w:r>
+        <w:t xml:space="preserve"> nhớ (Dispose).</w:t>
       </w:r>
     </w:p>
     <w:p>
       <w:pPr>
-        <w:pStyle w:val="u2"/>
+        <w:pStyle w:val="Heading2"/>
         <w:numPr>
           <w:ilvl w:val="0"/>
           <w:numId w:val="0"/>
@@ -750,59 +3495,7 @@
     </w:p>
     <w:p>
       <w:pPr>
-        <w:pStyle w:val="ThnVnban"/>
-        <w:numPr>
-          <w:ilvl w:val="0"/>
-          <w:numId w:val="6"/>
-        </w:numPr>
-        <w:tabs>
-          <w:tab w:val="left" w:pos="709"/>
-        </w:tabs>
-      </w:pPr>
-      <w:r>
-        <w:t xml:space="preserve">Đội ngũ áp dụng mô hình Git Flow cơ bản. Nhánh </w:t>
-      </w:r>
-      <w:r>
-        <w:rPr>
-          <w:rFonts w:ascii="Liberation Mono" w:hAnsi="Liberation Mono"/>
-        </w:rPr>
-        <w:t>main</w:t>
-      </w:r>
-      <w:r>
-        <w:t xml:space="preserve"> dùng để chứa code chạy được (production-ready). Các thành viên tạo nhánh </w:t>
-      </w:r>
-      <w:r>
-        <w:rPr>
-          <w:rFonts w:ascii="Liberation Mono" w:hAnsi="Liberation Mono"/>
-        </w:rPr>
-        <w:t>feature/&lt;tên_tính_năng&gt;</w:t>
-      </w:r>
-      <w:r>
-        <w:t xml:space="preserve"> để phát triển độc lập, sau đó tạo Pull Request.</w:t>
-      </w:r>
-    </w:p>
-    <w:p>
-      <w:pPr>
-        <w:pStyle w:val="ThnVnban"/>
-        <w:numPr>
-          <w:ilvl w:val="0"/>
-          <w:numId w:val="6"/>
-        </w:numPr>
-        <w:tabs>
-          <w:tab w:val="left" w:pos="709"/>
-        </w:tabs>
-        <w:spacing w:after="0"/>
-      </w:pPr>
-      <w:r>
-        <w:rPr>
-          <w:i/>
-        </w:rPr>
-        <w:t>(Lưu ý: Bạn hãy dán Link đến nhánh GitHub của nhóm và chụp màn hình log các lệnh commit. Ví dụ một số commit chuẩn:)</w:t>
-      </w:r>
-    </w:p>
-    <w:p>
-      <w:pPr>
-        <w:pStyle w:val="ThnVnban"/>
+        <w:pStyle w:val="BodyText"/>
         <w:numPr>
           <w:ilvl w:val="1"/>
           <w:numId w:val="6"/>
@@ -812,15 +3505,20 @@
         </w:tabs>
       </w:pPr>
       <w:r>
-        <w:rPr>
-          <w:rFonts w:ascii="Liberation Mono" w:hAnsi="Liberation Mono"/>
-        </w:rPr>
-        <w:t>[Phong] feat: Implement EF Core SQLite DbContext</w:t>
+        <w:t xml:space="preserve">The team </w:t>
+      </w:r>
+      <w:proofErr w:type="gramStart"/>
+      <w:r>
+        <w:t>adopts</w:t>
+      </w:r>
+      <w:proofErr w:type="gramEnd"/>
+      <w:r>
+        <w:t xml:space="preserve"> a Centralized Workflow model for version control. All members collaborate and commit their code directly to the main branch, which serves as the single source of truth for the project's ongoing development.</w:t>
       </w:r>
     </w:p>
     <w:p>
       <w:pPr>
-        <w:pStyle w:val="ThnVnban"/>
+        <w:pStyle w:val="BodyText"/>
         <w:numPr>
           <w:ilvl w:val="1"/>
           <w:numId w:val="6"/>
@@ -830,33 +3528,20 @@
         </w:tabs>
       </w:pPr>
       <w:r>
-        <w:rPr>
-          <w:rFonts w:ascii="Liberation Mono" w:hAnsi="Liberation Mono"/>
-        </w:rPr>
-        <w:t>[Vuong] feat: Add MVVM framework and BaseViewModel</w:t>
-      </w:r>
+        <w:t xml:space="preserve">Project GitHub Repository: </w:t>
+      </w:r>
+      <w:hyperlink r:id="rId6" w:history="1">
+        <w:r>
+          <w:rPr>
+            <w:rStyle w:val="Hyperlink"/>
+          </w:rPr>
+          <w:t>https://github.com/lehuymanhtan/PRN212_PROJECT</w:t>
+        </w:r>
+      </w:hyperlink>
     </w:p>
     <w:p>
       <w:pPr>
-        <w:pStyle w:val="ThnVnban"/>
-        <w:numPr>
-          <w:ilvl w:val="1"/>
-          <w:numId w:val="6"/>
-        </w:numPr>
-        <w:tabs>
-          <w:tab w:val="left" w:pos="1418"/>
-        </w:tabs>
-      </w:pPr>
-      <w:r>
-        <w:rPr>
-          <w:rFonts w:ascii="Liberation Mono" w:hAnsi="Liberation Mono"/>
-        </w:rPr>
-        <w:t>[Tan] feat: Async API integration for Gemini Assistant</w:t>
-      </w:r>
-    </w:p>
-    <w:p>
-      <w:pPr>
-        <w:pStyle w:val="u2"/>
+        <w:pStyle w:val="Heading2"/>
         <w:numPr>
           <w:ilvl w:val="0"/>
           <w:numId w:val="0"/>
@@ -868,7 +3553,7 @@
     </w:p>
     <w:p>
       <w:pPr>
-        <w:pStyle w:val="ThnVnban"/>
+        <w:pStyle w:val="BodyText"/>
         <w:numPr>
           <w:ilvl w:val="0"/>
           <w:numId w:val="7"/>
@@ -887,7 +3572,7 @@
     </w:p>
     <w:p>
       <w:pPr>
-        <w:pStyle w:val="ThnVnban"/>
+        <w:pStyle w:val="BodyText"/>
         <w:numPr>
           <w:ilvl w:val="1"/>
           <w:numId w:val="7"/>
@@ -897,7 +3582,31 @@
         </w:tabs>
       </w:pPr>
       <w:r>
-        <w:t xml:space="preserve">Tuân thủ chặt chẽ </w:t>
+        <w:t xml:space="preserve">Tuân </w:t>
+      </w:r>
+      <w:proofErr w:type="spellStart"/>
+      <w:r>
+        <w:t>thủ</w:t>
+      </w:r>
+      <w:proofErr w:type="spellEnd"/>
+      <w:r>
+        <w:t xml:space="preserve"> </w:t>
+      </w:r>
+      <w:proofErr w:type="spellStart"/>
+      <w:r>
+        <w:t>chặt</w:t>
+      </w:r>
+      <w:proofErr w:type="spellEnd"/>
+      <w:r>
+        <w:t xml:space="preserve"> </w:t>
+      </w:r>
+      <w:proofErr w:type="spellStart"/>
+      <w:r>
+        <w:t>chẽ</w:t>
+      </w:r>
+      <w:proofErr w:type="spellEnd"/>
+      <w:r>
+        <w:t xml:space="preserve"> </w:t>
       </w:r>
       <w:r>
         <w:rPr>
@@ -906,16 +3615,122 @@
         <w:t>C# Naming Conventions</w:t>
       </w:r>
       <w:r>
-        <w:t xml:space="preserve">: Tên Lớp, Thuộc tính, Phương thức dùng </w:t>
-      </w:r>
+        <w:t xml:space="preserve">: </w:t>
+      </w:r>
+      <w:proofErr w:type="spellStart"/>
+      <w:r>
+        <w:t>Tên</w:t>
+      </w:r>
+      <w:proofErr w:type="spellEnd"/>
+      <w:r>
+        <w:t xml:space="preserve"> </w:t>
+      </w:r>
+      <w:proofErr w:type="spellStart"/>
+      <w:r>
+        <w:t>Lớp</w:t>
+      </w:r>
+      <w:proofErr w:type="spellEnd"/>
+      <w:r>
+        <w:t xml:space="preserve">, </w:t>
+      </w:r>
+      <w:proofErr w:type="spellStart"/>
+      <w:r>
+        <w:t>Thuộc</w:t>
+      </w:r>
+      <w:proofErr w:type="spellEnd"/>
+      <w:r>
+        <w:t xml:space="preserve"> </w:t>
+      </w:r>
+      <w:proofErr w:type="spellStart"/>
+      <w:r>
+        <w:t>tính</w:t>
+      </w:r>
+      <w:proofErr w:type="spellEnd"/>
+      <w:r>
+        <w:t xml:space="preserve">, Phương </w:t>
+      </w:r>
+      <w:proofErr w:type="spellStart"/>
+      <w:r>
+        <w:t>thức</w:t>
+      </w:r>
+      <w:proofErr w:type="spellEnd"/>
+      <w:r>
+        <w:t xml:space="preserve"> </w:t>
+      </w:r>
+      <w:proofErr w:type="spellStart"/>
+      <w:r>
+        <w:t>dùng</w:t>
+      </w:r>
+      <w:proofErr w:type="spellEnd"/>
+      <w:r>
+        <w:t xml:space="preserve"> </w:t>
+      </w:r>
+      <w:proofErr w:type="spellStart"/>
       <w:r>
         <w:rPr>
           <w:rFonts w:ascii="Liberation Mono" w:hAnsi="Liberation Mono"/>
         </w:rPr>
         <w:t>PascalCase</w:t>
       </w:r>
-      <w:r>
-        <w:t xml:space="preserve">; tên biến cục bộ, tham số dùng </w:t>
+      <w:proofErr w:type="spellEnd"/>
+      <w:r>
+        <w:t xml:space="preserve">; </w:t>
+      </w:r>
+      <w:proofErr w:type="spellStart"/>
+      <w:r>
+        <w:t>tên</w:t>
+      </w:r>
+      <w:proofErr w:type="spellEnd"/>
+      <w:r>
+        <w:t xml:space="preserve"> </w:t>
+      </w:r>
+      <w:proofErr w:type="spellStart"/>
+      <w:r>
+        <w:t>biến</w:t>
+      </w:r>
+      <w:proofErr w:type="spellEnd"/>
+      <w:r>
+        <w:t xml:space="preserve"> </w:t>
+      </w:r>
+      <w:proofErr w:type="spellStart"/>
+      <w:r>
+        <w:t>cục</w:t>
+      </w:r>
+      <w:proofErr w:type="spellEnd"/>
+      <w:r>
+        <w:t xml:space="preserve"> </w:t>
+      </w:r>
+      <w:proofErr w:type="spellStart"/>
+      <w:r>
+        <w:t>bộ</w:t>
+      </w:r>
+      <w:proofErr w:type="spellEnd"/>
+      <w:r>
+        <w:t xml:space="preserve">, </w:t>
+      </w:r>
+      <w:proofErr w:type="spellStart"/>
+      <w:r>
+        <w:t>tham</w:t>
+      </w:r>
+      <w:proofErr w:type="spellEnd"/>
+      <w:r>
+        <w:t xml:space="preserve"> </w:t>
+      </w:r>
+      <w:proofErr w:type="spellStart"/>
+      <w:r>
+        <w:t>số</w:t>
+      </w:r>
+      <w:proofErr w:type="spellEnd"/>
+      <w:r>
+        <w:t xml:space="preserve"> </w:t>
+      </w:r>
+      <w:proofErr w:type="spellStart"/>
+      <w:r>
+        <w:t>dùng</w:t>
+      </w:r>
+      <w:proofErr w:type="spellEnd"/>
+      <w:r>
+        <w:t xml:space="preserve"> </w:t>
       </w:r>
       <w:r>
         <w:rPr>
@@ -924,7 +3739,23 @@
         <w:t>camelCase</w:t>
       </w:r>
       <w:r>
-        <w:t xml:space="preserve">; biến private field dùng </w:t>
+        <w:t xml:space="preserve">; </w:t>
+      </w:r>
+      <w:proofErr w:type="spellStart"/>
+      <w:r>
+        <w:t>biến</w:t>
+      </w:r>
+      <w:proofErr w:type="spellEnd"/>
+      <w:r>
+        <w:t xml:space="preserve"> private field </w:t>
+      </w:r>
+      <w:proofErr w:type="spellStart"/>
+      <w:r>
+        <w:t>dùng</w:t>
+      </w:r>
+      <w:proofErr w:type="spellEnd"/>
+      <w:r>
+        <w:t xml:space="preserve"> </w:t>
       </w:r>
       <w:r>
         <w:rPr>
@@ -938,7 +3769,7 @@
     </w:p>
     <w:p>
       <w:pPr>
-        <w:pStyle w:val="ThnVnban"/>
+        <w:pStyle w:val="BodyText"/>
         <w:numPr>
           <w:ilvl w:val="1"/>
           <w:numId w:val="7"/>
@@ -947,8 +3778,61 @@
           <w:tab w:val="left" w:pos="1418"/>
         </w:tabs>
       </w:pPr>
-      <w:r>
-        <w:t xml:space="preserve">Tổ chức code rõ ràng theo thư mục: </w:t>
+      <w:proofErr w:type="spellStart"/>
+      <w:r>
+        <w:t>Tổ</w:t>
+      </w:r>
+      <w:proofErr w:type="spellEnd"/>
+      <w:r>
+        <w:t xml:space="preserve"> </w:t>
+      </w:r>
+      <w:proofErr w:type="spellStart"/>
+      <w:r>
+        <w:t>chức</w:t>
+      </w:r>
+      <w:proofErr w:type="spellEnd"/>
+      <w:r>
+        <w:t xml:space="preserve"> code </w:t>
+      </w:r>
+      <w:proofErr w:type="spellStart"/>
+      <w:r>
+        <w:t>rõ</w:t>
+      </w:r>
+      <w:proofErr w:type="spellEnd"/>
+      <w:r>
+        <w:t xml:space="preserve"> </w:t>
+      </w:r>
+      <w:proofErr w:type="spellStart"/>
+      <w:r>
+        <w:t>ràng</w:t>
+      </w:r>
+      <w:proofErr w:type="spellEnd"/>
+      <w:r>
+        <w:t xml:space="preserve"> </w:t>
+      </w:r>
+      <w:proofErr w:type="spellStart"/>
+      <w:r>
+        <w:t>theo</w:t>
+      </w:r>
+      <w:proofErr w:type="spellEnd"/>
+      <w:r>
+        <w:t xml:space="preserve"> </w:t>
+      </w:r>
+      <w:proofErr w:type="spellStart"/>
+      <w:r>
+        <w:t>thư</w:t>
+      </w:r>
+      <w:proofErr w:type="spellEnd"/>
+      <w:r>
+        <w:t xml:space="preserve"> </w:t>
+      </w:r>
+      <w:proofErr w:type="spellStart"/>
+      <w:r>
+        <w:t>mục</w:t>
+      </w:r>
+      <w:proofErr w:type="spellEnd"/>
+      <w:r>
+        <w:t xml:space="preserve">: </w:t>
       </w:r>
       <w:r>
         <w:rPr>
@@ -963,8 +3847,16 @@
         <w:rPr>
           <w:rFonts w:ascii="Liberation Mono" w:hAnsi="Liberation Mono"/>
         </w:rPr>
-        <w:t>/ViewModels</w:t>
-      </w:r>
+        <w:t>/</w:t>
+      </w:r>
+      <w:proofErr w:type="spellStart"/>
+      <w:r>
+        <w:rPr>
+          <w:rFonts w:ascii="Liberation Mono" w:hAnsi="Liberation Mono"/>
+        </w:rPr>
+        <w:t>ViewModels</w:t>
+      </w:r>
+      <w:proofErr w:type="spellEnd"/>
       <w:r>
         <w:t xml:space="preserve">, </w:t>
       </w:r>
@@ -989,7 +3881,7 @@
     </w:p>
     <w:p>
       <w:pPr>
-        <w:pStyle w:val="ThnVnban"/>
+        <w:pStyle w:val="BodyText"/>
         <w:numPr>
           <w:ilvl w:val="0"/>
           <w:numId w:val="7"/>
@@ -1008,7 +3900,7 @@
     </w:p>
     <w:p>
       <w:pPr>
-        <w:pStyle w:val="ThnVnban"/>
+        <w:pStyle w:val="BodyText"/>
         <w:numPr>
           <w:ilvl w:val="1"/>
           <w:numId w:val="7"/>
@@ -1017,8 +3909,13 @@
           <w:tab w:val="left" w:pos="1418"/>
         </w:tabs>
       </w:pPr>
-      <w:r>
-        <w:t>Thêm XML Comments (</w:t>
+      <w:proofErr w:type="spellStart"/>
+      <w:r>
+        <w:t>Thêm</w:t>
+      </w:r>
+      <w:proofErr w:type="spellEnd"/>
+      <w:r>
+        <w:t xml:space="preserve"> XML Comments (</w:t>
       </w:r>
       <w:r>
         <w:rPr>
@@ -1027,12 +3924,84 @@
         <w:t>/// &lt;summary&gt;</w:t>
       </w:r>
       <w:r>
-        <w:t>) ở phía trên các hàm phức tạp, Interface và các lớp Service quan trọng.</w:t>
+        <w:t xml:space="preserve">) ở </w:t>
+      </w:r>
+      <w:proofErr w:type="spellStart"/>
+      <w:r>
+        <w:t>phía</w:t>
+      </w:r>
+      <w:proofErr w:type="spellEnd"/>
+      <w:r>
+        <w:t xml:space="preserve"> </w:t>
+      </w:r>
+      <w:proofErr w:type="spellStart"/>
+      <w:r>
+        <w:t>trên</w:t>
+      </w:r>
+      <w:proofErr w:type="spellEnd"/>
+      <w:r>
+        <w:t xml:space="preserve"> </w:t>
+      </w:r>
+      <w:proofErr w:type="spellStart"/>
+      <w:r>
+        <w:t>các</w:t>
+      </w:r>
+      <w:proofErr w:type="spellEnd"/>
+      <w:r>
+        <w:t xml:space="preserve"> </w:t>
+      </w:r>
+      <w:proofErr w:type="spellStart"/>
+      <w:r>
+        <w:t>hàm</w:t>
+      </w:r>
+      <w:proofErr w:type="spellEnd"/>
+      <w:r>
+        <w:t xml:space="preserve"> </w:t>
+      </w:r>
+      <w:proofErr w:type="spellStart"/>
+      <w:r>
+        <w:t>phức</w:t>
+      </w:r>
+      <w:proofErr w:type="spellEnd"/>
+      <w:r>
+        <w:t xml:space="preserve"> </w:t>
+      </w:r>
+      <w:proofErr w:type="spellStart"/>
+      <w:r>
+        <w:t>tạp</w:t>
+      </w:r>
+      <w:proofErr w:type="spellEnd"/>
+      <w:r>
+        <w:t xml:space="preserve">, Interface và </w:t>
+      </w:r>
+      <w:proofErr w:type="spellStart"/>
+      <w:r>
+        <w:t>các</w:t>
+      </w:r>
+      <w:proofErr w:type="spellEnd"/>
+      <w:r>
+        <w:t xml:space="preserve"> </w:t>
+      </w:r>
+      <w:proofErr w:type="spellStart"/>
+      <w:r>
+        <w:t>lớp</w:t>
+      </w:r>
+      <w:proofErr w:type="spellEnd"/>
+      <w:r>
+        <w:t xml:space="preserve"> Service quan </w:t>
+      </w:r>
+      <w:proofErr w:type="spellStart"/>
+      <w:r>
+        <w:t>trọng</w:t>
+      </w:r>
+      <w:proofErr w:type="spellEnd"/>
+      <w:r>
+        <w:t>.</w:t>
       </w:r>
     </w:p>
     <w:p>
       <w:pPr>
-        <w:pStyle w:val="ThnVnban"/>
+        <w:pStyle w:val="BodyText"/>
         <w:numPr>
           <w:ilvl w:val="1"/>
           <w:numId w:val="7"/>
@@ -1042,12 +4011,92 @@
         </w:tabs>
       </w:pPr>
       <w:r>
-        <w:t>Các khối logic dài được comment in-line để giải thích "tại sao" thuật toán được viết theo cách đó.</w:t>
+        <w:t xml:space="preserve">Các </w:t>
+      </w:r>
+      <w:proofErr w:type="spellStart"/>
+      <w:r>
+        <w:t>khối</w:t>
+      </w:r>
+      <w:proofErr w:type="spellEnd"/>
+      <w:r>
+        <w:t xml:space="preserve"> logic </w:t>
+      </w:r>
+      <w:proofErr w:type="spellStart"/>
+      <w:r>
+        <w:t>dài</w:t>
+      </w:r>
+      <w:proofErr w:type="spellEnd"/>
+      <w:r>
+        <w:t xml:space="preserve"> được comment in-line để </w:t>
+      </w:r>
+      <w:proofErr w:type="spellStart"/>
+      <w:r>
+        <w:t>giải</w:t>
+      </w:r>
+      <w:proofErr w:type="spellEnd"/>
+      <w:r>
+        <w:t xml:space="preserve"> </w:t>
+      </w:r>
+      <w:proofErr w:type="spellStart"/>
+      <w:r>
+        <w:t>thích</w:t>
+      </w:r>
+      <w:proofErr w:type="spellEnd"/>
+      <w:r>
+        <w:t xml:space="preserve"> "tại </w:t>
+      </w:r>
+      <w:proofErr w:type="spellStart"/>
+      <w:r>
+        <w:t>sao</w:t>
+      </w:r>
+      <w:proofErr w:type="spellEnd"/>
+      <w:r>
+        <w:t xml:space="preserve">" </w:t>
+      </w:r>
+      <w:proofErr w:type="spellStart"/>
+      <w:r>
+        <w:t>thuật</w:t>
+      </w:r>
+      <w:proofErr w:type="spellEnd"/>
+      <w:r>
+        <w:t xml:space="preserve"> </w:t>
+      </w:r>
+      <w:proofErr w:type="spellStart"/>
+      <w:r>
+        <w:t>toán</w:t>
+      </w:r>
+      <w:proofErr w:type="spellEnd"/>
+      <w:r>
+        <w:t xml:space="preserve"> được viết </w:t>
+      </w:r>
+      <w:proofErr w:type="spellStart"/>
+      <w:r>
+        <w:t>theo</w:t>
+      </w:r>
+      <w:proofErr w:type="spellEnd"/>
+      <w:r>
+        <w:t xml:space="preserve"> </w:t>
+      </w:r>
+      <w:proofErr w:type="spellStart"/>
+      <w:r>
+        <w:t>cách</w:t>
+      </w:r>
+      <w:proofErr w:type="spellEnd"/>
+      <w:r>
+        <w:t xml:space="preserve"> </w:t>
+      </w:r>
+      <w:proofErr w:type="spellStart"/>
+      <w:r>
+        <w:t>đó</w:t>
+      </w:r>
+      <w:proofErr w:type="spellEnd"/>
+      <w:r>
+        <w:t>.</w:t>
       </w:r>
     </w:p>
     <w:p>
       <w:pPr>
-        <w:pStyle w:val="u2"/>
+        <w:pStyle w:val="Heading2"/>
         <w:numPr>
           <w:ilvl w:val="0"/>
           <w:numId w:val="0"/>
@@ -1059,7 +4108,7 @@
     </w:p>
     <w:p>
       <w:pPr>
-        <w:pStyle w:val="ThnVnban"/>
+        <w:pStyle w:val="BodyText"/>
         <w:numPr>
           <w:ilvl w:val="0"/>
           <w:numId w:val="8"/>
@@ -1078,7 +4127,7 @@
     </w:p>
     <w:p>
       <w:pPr>
-        <w:pStyle w:val="ThnVnban"/>
+        <w:pStyle w:val="BodyText"/>
         <w:numPr>
           <w:ilvl w:val="1"/>
           <w:numId w:val="8"/>
@@ -1087,9 +4136,37 @@
           <w:tab w:val="left" w:pos="1418"/>
         </w:tabs>
       </w:pPr>
-      <w:r>
-        <w:lastRenderedPageBreak/>
-        <w:t xml:space="preserve">Chủ yếu tiến hành </w:t>
+      <w:proofErr w:type="spellStart"/>
+      <w:r>
+        <w:t>Chủ</w:t>
+      </w:r>
+      <w:proofErr w:type="spellEnd"/>
+      <w:r>
+        <w:t xml:space="preserve"> </w:t>
+      </w:r>
+      <w:proofErr w:type="spellStart"/>
+      <w:r>
+        <w:t>yếu</w:t>
+      </w:r>
+      <w:proofErr w:type="spellEnd"/>
+      <w:r>
+        <w:t xml:space="preserve"> </w:t>
+      </w:r>
+      <w:proofErr w:type="spellStart"/>
+      <w:r>
+        <w:t>tiến</w:t>
+      </w:r>
+      <w:proofErr w:type="spellEnd"/>
+      <w:r>
+        <w:t xml:space="preserve"> </w:t>
+      </w:r>
+      <w:proofErr w:type="spellStart"/>
+      <w:r>
+        <w:t>hành</w:t>
+      </w:r>
+      <w:proofErr w:type="spellEnd"/>
+      <w:r>
+        <w:t xml:space="preserve"> </w:t>
       </w:r>
       <w:r>
         <w:rPr>
@@ -1098,12 +4175,156 @@
         <w:t>Manual Testing</w:t>
       </w:r>
       <w:r>
-        <w:t xml:space="preserve"> (Kiểm thử thủ công) ở cấp độ Module. Từng developer tự test tính năng (VD: thêm thử 100 task để xem list có bị giật lag không, test trường hợp không kết nối mạng khi gọi AI).</w:t>
+        <w:t xml:space="preserve"> (</w:t>
+      </w:r>
+      <w:proofErr w:type="spellStart"/>
+      <w:r>
+        <w:t>Kiểm</w:t>
+      </w:r>
+      <w:proofErr w:type="spellEnd"/>
+      <w:r>
+        <w:t xml:space="preserve"> </w:t>
+      </w:r>
+      <w:proofErr w:type="spellStart"/>
+      <w:r>
+        <w:t>thử</w:t>
+      </w:r>
+      <w:proofErr w:type="spellEnd"/>
+      <w:r>
+        <w:t xml:space="preserve"> </w:t>
+      </w:r>
+      <w:proofErr w:type="spellStart"/>
+      <w:r>
+        <w:t>thủ</w:t>
+      </w:r>
+      <w:proofErr w:type="spellEnd"/>
+      <w:r>
+        <w:t xml:space="preserve"> công) ở </w:t>
+      </w:r>
+      <w:proofErr w:type="spellStart"/>
+      <w:r>
+        <w:t>cấp</w:t>
+      </w:r>
+      <w:proofErr w:type="spellEnd"/>
+      <w:r>
+        <w:t xml:space="preserve"> độ Module. Từng developer </w:t>
+      </w:r>
+      <w:proofErr w:type="spellStart"/>
+      <w:r>
+        <w:t>tự</w:t>
+      </w:r>
+      <w:proofErr w:type="spellEnd"/>
+      <w:r>
+        <w:t xml:space="preserve"> test </w:t>
+      </w:r>
+      <w:proofErr w:type="spellStart"/>
+      <w:r>
+        <w:t>tính</w:t>
+      </w:r>
+      <w:proofErr w:type="spellEnd"/>
+      <w:r>
+        <w:t xml:space="preserve"> </w:t>
+      </w:r>
+      <w:proofErr w:type="spellStart"/>
+      <w:r>
+        <w:t>năng</w:t>
+      </w:r>
+      <w:proofErr w:type="spellEnd"/>
+      <w:r>
+        <w:t xml:space="preserve"> (VD: </w:t>
+      </w:r>
+      <w:proofErr w:type="spellStart"/>
+      <w:r>
+        <w:t>thêm</w:t>
+      </w:r>
+      <w:proofErr w:type="spellEnd"/>
+      <w:r>
+        <w:t xml:space="preserve"> </w:t>
+      </w:r>
+      <w:proofErr w:type="spellStart"/>
+      <w:r>
+        <w:t>thử</w:t>
+      </w:r>
+      <w:proofErr w:type="spellEnd"/>
+      <w:r>
+        <w:t xml:space="preserve"> 100 task để </w:t>
+      </w:r>
+      <w:proofErr w:type="spellStart"/>
+      <w:r>
+        <w:t>xem</w:t>
+      </w:r>
+      <w:proofErr w:type="spellEnd"/>
+      <w:r>
+        <w:t xml:space="preserve"> list có </w:t>
+      </w:r>
+      <w:proofErr w:type="spellStart"/>
+      <w:r>
+        <w:t>bị</w:t>
+      </w:r>
+      <w:proofErr w:type="spellEnd"/>
+      <w:r>
+        <w:t xml:space="preserve"> </w:t>
+      </w:r>
+      <w:proofErr w:type="spellStart"/>
+      <w:r>
+        <w:t>giật</w:t>
+      </w:r>
+      <w:proofErr w:type="spellEnd"/>
+      <w:r>
+        <w:t xml:space="preserve"> lag không, test </w:t>
+      </w:r>
+      <w:proofErr w:type="spellStart"/>
+      <w:r>
+        <w:t>trường</w:t>
+      </w:r>
+      <w:proofErr w:type="spellEnd"/>
+      <w:r>
+        <w:t xml:space="preserve"> </w:t>
+      </w:r>
+      <w:proofErr w:type="spellStart"/>
+      <w:r>
+        <w:t>hợp</w:t>
+      </w:r>
+      <w:proofErr w:type="spellEnd"/>
+      <w:r>
+        <w:t xml:space="preserve"> không kết </w:t>
+      </w:r>
+      <w:proofErr w:type="spellStart"/>
+      <w:r>
+        <w:t>nối</w:t>
+      </w:r>
+      <w:proofErr w:type="spellEnd"/>
+      <w:r>
+        <w:t xml:space="preserve"> </w:t>
+      </w:r>
+      <w:proofErr w:type="spellStart"/>
+      <w:r>
+        <w:t>mạng</w:t>
+      </w:r>
+      <w:proofErr w:type="spellEnd"/>
+      <w:r>
+        <w:t xml:space="preserve"> </w:t>
+      </w:r>
+      <w:proofErr w:type="spellStart"/>
+      <w:r>
+        <w:t>khi</w:t>
+      </w:r>
+      <w:proofErr w:type="spellEnd"/>
+      <w:r>
+        <w:t xml:space="preserve"> </w:t>
+      </w:r>
+      <w:proofErr w:type="spellStart"/>
+      <w:r>
+        <w:t>gọi</w:t>
+      </w:r>
+      <w:proofErr w:type="spellEnd"/>
+      <w:r>
+        <w:t xml:space="preserve"> AI).</w:t>
       </w:r>
     </w:p>
     <w:p>
       <w:pPr>
-        <w:pStyle w:val="ThnVnban"/>
+        <w:pStyle w:val="BodyText"/>
         <w:numPr>
           <w:ilvl w:val="0"/>
           <w:numId w:val="8"/>
@@ -1117,12 +4338,54 @@
         <w:rPr>
           <w:b/>
         </w:rPr>
-        <w:t>Known Issues (Lỗi đang tồn tại):</w:t>
+        <w:t>Known Issues (</w:t>
+      </w:r>
+      <w:proofErr w:type="spellStart"/>
+      <w:r>
+        <w:rPr>
+          <w:b/>
+        </w:rPr>
+        <w:t>Lỗi</w:t>
+      </w:r>
+      <w:proofErr w:type="spellEnd"/>
+      <w:r>
+        <w:rPr>
+          <w:b/>
+        </w:rPr>
+        <w:t xml:space="preserve"> </w:t>
+      </w:r>
+      <w:proofErr w:type="spellStart"/>
+      <w:r>
+        <w:rPr>
+          <w:b/>
+        </w:rPr>
+        <w:t>đang</w:t>
+      </w:r>
+      <w:proofErr w:type="spellEnd"/>
+      <w:r>
+        <w:rPr>
+          <w:b/>
+        </w:rPr>
+        <w:t xml:space="preserve"> </w:t>
+      </w:r>
+      <w:proofErr w:type="spellStart"/>
+      <w:r>
+        <w:rPr>
+          <w:b/>
+        </w:rPr>
+        <w:t>tồn</w:t>
+      </w:r>
+      <w:proofErr w:type="spellEnd"/>
+      <w:r>
+        <w:rPr>
+          <w:b/>
+        </w:rPr>
+        <w:t xml:space="preserve"> tại):</w:t>
       </w:r>
     </w:p>
     <w:p>
       <w:pPr>
-        <w:pStyle w:val="ThnVnban"/>
+        <w:pStyle w:val="BodyText"/>
         <w:numPr>
           <w:ilvl w:val="1"/>
           <w:numId w:val="8"/>
@@ -1131,13 +4394,115 @@
           <w:tab w:val="left" w:pos="1418"/>
         </w:tabs>
       </w:pPr>
-      <w:r>
-        <w:t>Tọa độ nét vẽ Note trên file PDF bị sai lệch khi người dùng thay đổi tỷ lệ Zoom.</w:t>
+      <w:proofErr w:type="spellStart"/>
+      <w:r>
+        <w:lastRenderedPageBreak/>
+        <w:t>Tọa</w:t>
+      </w:r>
+      <w:proofErr w:type="spellEnd"/>
+      <w:r>
+        <w:t xml:space="preserve"> độ </w:t>
+      </w:r>
+      <w:proofErr w:type="spellStart"/>
+      <w:r>
+        <w:t>nét</w:t>
+      </w:r>
+      <w:proofErr w:type="spellEnd"/>
+      <w:r>
+        <w:t xml:space="preserve"> </w:t>
+      </w:r>
+      <w:proofErr w:type="spellStart"/>
+      <w:r>
+        <w:t>vẽ</w:t>
+      </w:r>
+      <w:proofErr w:type="spellEnd"/>
+      <w:r>
+        <w:t xml:space="preserve"> Note </w:t>
+      </w:r>
+      <w:proofErr w:type="spellStart"/>
+      <w:r>
+        <w:t>trên</w:t>
+      </w:r>
+      <w:proofErr w:type="spellEnd"/>
+      <w:r>
+        <w:t xml:space="preserve"> file PDF </w:t>
+      </w:r>
+      <w:proofErr w:type="spellStart"/>
+      <w:r>
+        <w:t>bị</w:t>
+      </w:r>
+      <w:proofErr w:type="spellEnd"/>
+      <w:r>
+        <w:t xml:space="preserve"> </w:t>
+      </w:r>
+      <w:proofErr w:type="spellStart"/>
+      <w:r>
+        <w:t>sai</w:t>
+      </w:r>
+      <w:proofErr w:type="spellEnd"/>
+      <w:r>
+        <w:t xml:space="preserve"> </w:t>
+      </w:r>
+      <w:proofErr w:type="spellStart"/>
+      <w:r>
+        <w:t>lệch</w:t>
+      </w:r>
+      <w:proofErr w:type="spellEnd"/>
+      <w:r>
+        <w:t xml:space="preserve"> </w:t>
+      </w:r>
+      <w:proofErr w:type="spellStart"/>
+      <w:r>
+        <w:t>khi</w:t>
+      </w:r>
+      <w:proofErr w:type="spellEnd"/>
+      <w:r>
+        <w:t xml:space="preserve"> người </w:t>
+      </w:r>
+      <w:proofErr w:type="spellStart"/>
+      <w:r>
+        <w:t>dùng</w:t>
+      </w:r>
+      <w:proofErr w:type="spellEnd"/>
+      <w:r>
+        <w:t xml:space="preserve"> </w:t>
+      </w:r>
+      <w:proofErr w:type="spellStart"/>
+      <w:r>
+        <w:t>thay</w:t>
+      </w:r>
+      <w:proofErr w:type="spellEnd"/>
+      <w:r>
+        <w:t xml:space="preserve"> </w:t>
+      </w:r>
+      <w:proofErr w:type="spellStart"/>
+      <w:r>
+        <w:t>đổi</w:t>
+      </w:r>
+      <w:proofErr w:type="spellEnd"/>
+      <w:r>
+        <w:t xml:space="preserve"> </w:t>
+      </w:r>
+      <w:proofErr w:type="spellStart"/>
+      <w:r>
+        <w:t>tỷ</w:t>
+      </w:r>
+      <w:proofErr w:type="spellEnd"/>
+      <w:r>
+        <w:t xml:space="preserve"> </w:t>
+      </w:r>
+      <w:proofErr w:type="spellStart"/>
+      <w:r>
+        <w:t>lệ</w:t>
+      </w:r>
+      <w:proofErr w:type="spellEnd"/>
+      <w:r>
+        <w:t xml:space="preserve"> Zoom.</w:t>
       </w:r>
     </w:p>
     <w:p>
       <w:pPr>
-        <w:pStyle w:val="ThnVnban"/>
+        <w:pStyle w:val="BodyText"/>
         <w:numPr>
           <w:ilvl w:val="1"/>
           <w:numId w:val="8"/>
@@ -1146,13 +4511,74 @@
           <w:tab w:val="left" w:pos="1418"/>
         </w:tabs>
       </w:pPr>
-      <w:r>
-        <w:t>Ứng dụng đôi khi crash nếu nhập API Key không hợp lệ.</w:t>
+      <w:proofErr w:type="spellStart"/>
+      <w:r>
+        <w:t>Ứng</w:t>
+      </w:r>
+      <w:proofErr w:type="spellEnd"/>
+      <w:r>
+        <w:t xml:space="preserve"> </w:t>
+      </w:r>
+      <w:proofErr w:type="spellStart"/>
+      <w:r>
+        <w:t>dụng</w:t>
+      </w:r>
+      <w:proofErr w:type="spellEnd"/>
+      <w:r>
+        <w:t xml:space="preserve"> </w:t>
+      </w:r>
+      <w:proofErr w:type="spellStart"/>
+      <w:r>
+        <w:t>đôi</w:t>
+      </w:r>
+      <w:proofErr w:type="spellEnd"/>
+      <w:r>
+        <w:t xml:space="preserve"> </w:t>
+      </w:r>
+      <w:proofErr w:type="spellStart"/>
+      <w:r>
+        <w:t>khi</w:t>
+      </w:r>
+      <w:proofErr w:type="spellEnd"/>
+      <w:r>
+        <w:t xml:space="preserve"> crash </w:t>
+      </w:r>
+      <w:proofErr w:type="spellStart"/>
+      <w:r>
+        <w:t>nếu</w:t>
+      </w:r>
+      <w:proofErr w:type="spellEnd"/>
+      <w:r>
+        <w:t xml:space="preserve"> </w:t>
+      </w:r>
+      <w:proofErr w:type="spellStart"/>
+      <w:r>
+        <w:t>nhập</w:t>
+      </w:r>
+      <w:proofErr w:type="spellEnd"/>
+      <w:r>
+        <w:t xml:space="preserve"> API Key không </w:t>
+      </w:r>
+      <w:proofErr w:type="spellStart"/>
+      <w:r>
+        <w:t>hợp</w:t>
+      </w:r>
+      <w:proofErr w:type="spellEnd"/>
+      <w:r>
+        <w:t xml:space="preserve"> </w:t>
+      </w:r>
+      <w:proofErr w:type="spellStart"/>
+      <w:r>
+        <w:t>lệ</w:t>
+      </w:r>
+      <w:proofErr w:type="spellEnd"/>
+      <w:r>
+        <w:t>.</w:t>
       </w:r>
     </w:p>
     <w:p>
       <w:pPr>
-        <w:pStyle w:val="ThnVnban"/>
+        <w:pStyle w:val="BodyText"/>
         <w:numPr>
           <w:ilvl w:val="0"/>
           <w:numId w:val="8"/>
@@ -1171,7 +4597,7 @@
     </w:p>
     <w:p>
       <w:pPr>
-        <w:pStyle w:val="ThnVnban"/>
+        <w:pStyle w:val="BodyText"/>
         <w:numPr>
           <w:ilvl w:val="1"/>
           <w:numId w:val="8"/>
@@ -1180,13 +4606,170 @@
           <w:tab w:val="left" w:pos="1418"/>
         </w:tabs>
       </w:pPr>
-      <w:r>
-        <w:t>Tính toán lại ma trận tọa độ (Matrix Transform) giữa khung hiển thị và tài liệu gốc khi Zoom PDF. Thêm khối try-catch bao bọc kỹ logic HTTP Request của AI để báo lỗi thay vì crash app.</w:t>
+      <w:proofErr w:type="spellStart"/>
+      <w:r>
+        <w:t>Tính</w:t>
+      </w:r>
+      <w:proofErr w:type="spellEnd"/>
+      <w:r>
+        <w:t xml:space="preserve"> </w:t>
+      </w:r>
+      <w:proofErr w:type="spellStart"/>
+      <w:r>
+        <w:t>toán</w:t>
+      </w:r>
+      <w:proofErr w:type="spellEnd"/>
+      <w:r>
+        <w:t xml:space="preserve"> </w:t>
+      </w:r>
+      <w:proofErr w:type="spellStart"/>
+      <w:r>
+        <w:t>lại</w:t>
+      </w:r>
+      <w:proofErr w:type="spellEnd"/>
+      <w:r>
+        <w:t xml:space="preserve"> ma </w:t>
+      </w:r>
+      <w:proofErr w:type="spellStart"/>
+      <w:r>
+        <w:t>trận</w:t>
+      </w:r>
+      <w:proofErr w:type="spellEnd"/>
+      <w:r>
+        <w:t xml:space="preserve"> </w:t>
+      </w:r>
+      <w:proofErr w:type="spellStart"/>
+      <w:r>
+        <w:t>tọa</w:t>
+      </w:r>
+      <w:proofErr w:type="spellEnd"/>
+      <w:r>
+        <w:t xml:space="preserve"> độ (Matrix Transform) </w:t>
+      </w:r>
+      <w:proofErr w:type="spellStart"/>
+      <w:r>
+        <w:t>giữa</w:t>
+      </w:r>
+      <w:proofErr w:type="spellEnd"/>
+      <w:r>
+        <w:t xml:space="preserve"> </w:t>
+      </w:r>
+      <w:proofErr w:type="spellStart"/>
+      <w:r>
+        <w:t>khung</w:t>
+      </w:r>
+      <w:proofErr w:type="spellEnd"/>
+      <w:r>
+        <w:t xml:space="preserve"> </w:t>
+      </w:r>
+      <w:proofErr w:type="spellStart"/>
+      <w:r>
+        <w:t>hiển</w:t>
+      </w:r>
+      <w:proofErr w:type="spellEnd"/>
+      <w:r>
+        <w:t xml:space="preserve"> </w:t>
+      </w:r>
+      <w:proofErr w:type="spellStart"/>
+      <w:r>
+        <w:t>thị</w:t>
+      </w:r>
+      <w:proofErr w:type="spellEnd"/>
+      <w:r>
+        <w:t xml:space="preserve"> và </w:t>
+      </w:r>
+      <w:proofErr w:type="spellStart"/>
+      <w:r>
+        <w:t>tài</w:t>
+      </w:r>
+      <w:proofErr w:type="spellEnd"/>
+      <w:r>
+        <w:t xml:space="preserve"> </w:t>
+      </w:r>
+      <w:proofErr w:type="spellStart"/>
+      <w:r>
+        <w:t>liệu</w:t>
+      </w:r>
+      <w:proofErr w:type="spellEnd"/>
+      <w:r>
+        <w:t xml:space="preserve"> </w:t>
+      </w:r>
+      <w:proofErr w:type="spellStart"/>
+      <w:r>
+        <w:t>gốc</w:t>
+      </w:r>
+      <w:proofErr w:type="spellEnd"/>
+      <w:r>
+        <w:t xml:space="preserve"> </w:t>
+      </w:r>
+      <w:proofErr w:type="spellStart"/>
+      <w:r>
+        <w:t>khi</w:t>
+      </w:r>
+      <w:proofErr w:type="spellEnd"/>
+      <w:r>
+        <w:t xml:space="preserve"> Zoom PDF. </w:t>
+      </w:r>
+      <w:proofErr w:type="spellStart"/>
+      <w:r>
+        <w:t>Thêm</w:t>
+      </w:r>
+      <w:proofErr w:type="spellEnd"/>
+      <w:r>
+        <w:t xml:space="preserve"> </w:t>
+      </w:r>
+      <w:proofErr w:type="spellStart"/>
+      <w:r>
+        <w:t>khối</w:t>
+      </w:r>
+      <w:proofErr w:type="spellEnd"/>
+      <w:r>
+        <w:t xml:space="preserve"> try-catch bao </w:t>
+      </w:r>
+      <w:proofErr w:type="spellStart"/>
+      <w:r>
+        <w:t>bọc</w:t>
+      </w:r>
+      <w:proofErr w:type="spellEnd"/>
+      <w:r>
+        <w:t xml:space="preserve"> </w:t>
+      </w:r>
+      <w:proofErr w:type="spellStart"/>
+      <w:r>
+        <w:t>kỹ</w:t>
+      </w:r>
+      <w:proofErr w:type="spellEnd"/>
+      <w:r>
+        <w:t xml:space="preserve"> logic HTTP Request của AI để </w:t>
+      </w:r>
+      <w:proofErr w:type="spellStart"/>
+      <w:r>
+        <w:t>báo</w:t>
+      </w:r>
+      <w:proofErr w:type="spellEnd"/>
+      <w:r>
+        <w:t xml:space="preserve"> </w:t>
+      </w:r>
+      <w:proofErr w:type="spellStart"/>
+      <w:r>
+        <w:t>lỗi</w:t>
+      </w:r>
+      <w:proofErr w:type="spellEnd"/>
+      <w:r>
+        <w:t xml:space="preserve"> </w:t>
+      </w:r>
+      <w:proofErr w:type="spellStart"/>
+      <w:r>
+        <w:t>thay</w:t>
+      </w:r>
+      <w:proofErr w:type="spellEnd"/>
+      <w:r>
+        <w:t xml:space="preserve"> vì crash app.</w:t>
       </w:r>
     </w:p>
     <w:p>
       <w:pPr>
-        <w:pStyle w:val="u2"/>
+        <w:pStyle w:val="Heading2"/>
         <w:numPr>
           <w:ilvl w:val="0"/>
           <w:numId w:val="0"/>
@@ -1198,7 +4781,7 @@
     </w:p>
     <w:p>
       <w:pPr>
-        <w:pStyle w:val="ThnVnban"/>
+        <w:pStyle w:val="BodyText"/>
         <w:numPr>
           <w:ilvl w:val="0"/>
           <w:numId w:val="9"/>
@@ -1208,12 +4791,84 @@
         </w:tabs>
       </w:pPr>
       <w:r>
-        <w:t>Hoàn thiện xử lý lỗi tọa độ Annotation và tích hợp thuật toán Spaced Repetition cho Flashcard.</w:t>
+        <w:t xml:space="preserve">Hoàn </w:t>
+      </w:r>
+      <w:proofErr w:type="spellStart"/>
+      <w:r>
+        <w:t>thiện</w:t>
+      </w:r>
+      <w:proofErr w:type="spellEnd"/>
+      <w:r>
+        <w:t xml:space="preserve"> </w:t>
+      </w:r>
+      <w:proofErr w:type="spellStart"/>
+      <w:r>
+        <w:t>xử</w:t>
+      </w:r>
+      <w:proofErr w:type="spellEnd"/>
+      <w:r>
+        <w:t xml:space="preserve"> </w:t>
+      </w:r>
+      <w:proofErr w:type="spellStart"/>
+      <w:r>
+        <w:t>lý</w:t>
+      </w:r>
+      <w:proofErr w:type="spellEnd"/>
+      <w:r>
+        <w:t xml:space="preserve"> </w:t>
+      </w:r>
+      <w:proofErr w:type="spellStart"/>
+      <w:r>
+        <w:t>lỗi</w:t>
+      </w:r>
+      <w:proofErr w:type="spellEnd"/>
+      <w:r>
+        <w:t xml:space="preserve"> </w:t>
+      </w:r>
+      <w:proofErr w:type="spellStart"/>
+      <w:r>
+        <w:t>tọa</w:t>
+      </w:r>
+      <w:proofErr w:type="spellEnd"/>
+      <w:r>
+        <w:t xml:space="preserve"> độ Annotation và </w:t>
+      </w:r>
+      <w:proofErr w:type="spellStart"/>
+      <w:r>
+        <w:t>tích</w:t>
+      </w:r>
+      <w:proofErr w:type="spellEnd"/>
+      <w:r>
+        <w:t xml:space="preserve"> </w:t>
+      </w:r>
+      <w:proofErr w:type="spellStart"/>
+      <w:r>
+        <w:t>hợp</w:t>
+      </w:r>
+      <w:proofErr w:type="spellEnd"/>
+      <w:r>
+        <w:t xml:space="preserve"> </w:t>
+      </w:r>
+      <w:proofErr w:type="spellStart"/>
+      <w:r>
+        <w:t>thuật</w:t>
+      </w:r>
+      <w:proofErr w:type="spellEnd"/>
+      <w:r>
+        <w:t xml:space="preserve"> </w:t>
+      </w:r>
+      <w:proofErr w:type="spellStart"/>
+      <w:r>
+        <w:t>toán</w:t>
+      </w:r>
+      <w:proofErr w:type="spellEnd"/>
+      <w:r>
+        <w:t xml:space="preserve"> Spaced Repetition cho Flashcard.</w:t>
       </w:r>
     </w:p>
     <w:p>
       <w:pPr>
-        <w:pStyle w:val="ThnVnban"/>
+        <w:pStyle w:val="BodyText"/>
         <w:numPr>
           <w:ilvl w:val="0"/>
           <w:numId w:val="9"/>
@@ -1224,7 +4879,23 @@
         <w:spacing w:after="0"/>
       </w:pPr>
       <w:r>
-        <w:t xml:space="preserve">Tiến vào giai đoạn </w:t>
+        <w:t xml:space="preserve">Tiến vào </w:t>
+      </w:r>
+      <w:proofErr w:type="spellStart"/>
+      <w:r>
+        <w:t>giai</w:t>
+      </w:r>
+      <w:proofErr w:type="spellEnd"/>
+      <w:r>
+        <w:t xml:space="preserve"> </w:t>
+      </w:r>
+      <w:proofErr w:type="spellStart"/>
+      <w:r>
+        <w:t>đoạn</w:t>
+      </w:r>
+      <w:proofErr w:type="spellEnd"/>
+      <w:r>
+        <w:t xml:space="preserve"> </w:t>
       </w:r>
       <w:r>
         <w:rPr>
@@ -1238,7 +4909,7 @@
     </w:p>
     <w:p>
       <w:pPr>
-        <w:pStyle w:val="ThnVnban"/>
+        <w:pStyle w:val="BodyText"/>
         <w:numPr>
           <w:ilvl w:val="1"/>
           <w:numId w:val="9"/>
@@ -1248,7 +4919,39 @@
         </w:tabs>
       </w:pPr>
       <w:r>
-        <w:t xml:space="preserve">Merge tất cả nhánh feature còn lại vào </w:t>
+        <w:t xml:space="preserve">Merge </w:t>
+      </w:r>
+      <w:proofErr w:type="spellStart"/>
+      <w:r>
+        <w:t>tất</w:t>
+      </w:r>
+      <w:proofErr w:type="spellEnd"/>
+      <w:r>
+        <w:t xml:space="preserve"> </w:t>
+      </w:r>
+      <w:proofErr w:type="spellStart"/>
+      <w:r>
+        <w:t>cả</w:t>
+      </w:r>
+      <w:proofErr w:type="spellEnd"/>
+      <w:r>
+        <w:t xml:space="preserve"> </w:t>
+      </w:r>
+      <w:proofErr w:type="spellStart"/>
+      <w:r>
+        <w:t>nhánh</w:t>
+      </w:r>
+      <w:proofErr w:type="spellEnd"/>
+      <w:r>
+        <w:t xml:space="preserve"> feature còn </w:t>
+      </w:r>
+      <w:proofErr w:type="spellStart"/>
+      <w:r>
+        <w:t>lại</w:t>
+      </w:r>
+      <w:proofErr w:type="spellEnd"/>
+      <w:r>
+        <w:t xml:space="preserve"> vào </w:t>
       </w:r>
       <w:r>
         <w:rPr>
@@ -1262,7 +4965,7 @@
     </w:p>
     <w:p>
       <w:pPr>
-        <w:pStyle w:val="ThnVnban"/>
+        <w:pStyle w:val="BodyText"/>
         <w:numPr>
           <w:ilvl w:val="1"/>
           <w:numId w:val="9"/>
@@ -1271,13 +4974,50 @@
           <w:tab w:val="left" w:pos="1418"/>
         </w:tabs>
       </w:pPr>
-      <w:r>
-        <w:t>Giải quyết các xung đột code (Merge Conflicts).</w:t>
+      <w:proofErr w:type="spellStart"/>
+      <w:r>
+        <w:t>Giải</w:t>
+      </w:r>
+      <w:proofErr w:type="spellEnd"/>
+      <w:r>
+        <w:t xml:space="preserve"> </w:t>
+      </w:r>
+      <w:proofErr w:type="spellStart"/>
+      <w:r>
+        <w:t>quyết</w:t>
+      </w:r>
+      <w:proofErr w:type="spellEnd"/>
+      <w:r>
+        <w:t xml:space="preserve"> </w:t>
+      </w:r>
+      <w:proofErr w:type="spellStart"/>
+      <w:r>
+        <w:t>các</w:t>
+      </w:r>
+      <w:proofErr w:type="spellEnd"/>
+      <w:r>
+        <w:t xml:space="preserve"> </w:t>
+      </w:r>
+      <w:proofErr w:type="spellStart"/>
+      <w:r>
+        <w:t>xung</w:t>
+      </w:r>
+      <w:proofErr w:type="spellEnd"/>
+      <w:r>
+        <w:t xml:space="preserve"> </w:t>
+      </w:r>
+      <w:proofErr w:type="spellStart"/>
+      <w:r>
+        <w:t>đột</w:t>
+      </w:r>
+      <w:proofErr w:type="spellEnd"/>
+      <w:r>
+        <w:t xml:space="preserve"> code (Merge Conflicts).</w:t>
       </w:r>
     </w:p>
     <w:p>
       <w:pPr>
-        <w:pStyle w:val="ThnVnban"/>
+        <w:pStyle w:val="BodyText"/>
         <w:numPr>
           <w:ilvl w:val="1"/>
           <w:numId w:val="9"/>
@@ -1286,8 +5026,85 @@
           <w:tab w:val="left" w:pos="1418"/>
         </w:tabs>
       </w:pPr>
-      <w:r>
-        <w:t xml:space="preserve">Bắt đầu Testing toàn hệ thống (System Testing) kết hợp (Bug Bash) để chuẩn bị đóng gói sản phẩm bản </w:t>
+      <w:proofErr w:type="spellStart"/>
+      <w:r>
+        <w:t>Bắt</w:t>
+      </w:r>
+      <w:proofErr w:type="spellEnd"/>
+      <w:r>
+        <w:t xml:space="preserve"> </w:t>
+      </w:r>
+      <w:proofErr w:type="spellStart"/>
+      <w:r>
+        <w:t>đầu</w:t>
+      </w:r>
+      <w:proofErr w:type="spellEnd"/>
+      <w:r>
+        <w:t xml:space="preserve"> Testing </w:t>
+      </w:r>
+      <w:proofErr w:type="spellStart"/>
+      <w:r>
+        <w:t>toàn</w:t>
+      </w:r>
+      <w:proofErr w:type="spellEnd"/>
+      <w:r>
+        <w:t xml:space="preserve"> </w:t>
+      </w:r>
+      <w:proofErr w:type="spellStart"/>
+      <w:r>
+        <w:t>hệ</w:t>
+      </w:r>
+      <w:proofErr w:type="spellEnd"/>
+      <w:r>
+        <w:t xml:space="preserve"> </w:t>
+      </w:r>
+      <w:proofErr w:type="spellStart"/>
+      <w:r>
+        <w:t>thống</w:t>
+      </w:r>
+      <w:proofErr w:type="spellEnd"/>
+      <w:r>
+        <w:t xml:space="preserve"> (System Testing) kết </w:t>
+      </w:r>
+      <w:proofErr w:type="spellStart"/>
+      <w:r>
+        <w:t>hợp</w:t>
+      </w:r>
+      <w:proofErr w:type="spellEnd"/>
+      <w:r>
+        <w:t xml:space="preserve"> (Bug Bash) để </w:t>
+      </w:r>
+      <w:proofErr w:type="spellStart"/>
+      <w:r>
+        <w:t>chuẩn</w:t>
+      </w:r>
+      <w:proofErr w:type="spellEnd"/>
+      <w:r>
+        <w:t xml:space="preserve"> </w:t>
+      </w:r>
+      <w:proofErr w:type="spellStart"/>
+      <w:r>
+        <w:t>bị</w:t>
+      </w:r>
+      <w:proofErr w:type="spellEnd"/>
+      <w:r>
+        <w:t xml:space="preserve"> </w:t>
+      </w:r>
+      <w:proofErr w:type="spellStart"/>
+      <w:r>
+        <w:t>đóng</w:t>
+      </w:r>
+      <w:proofErr w:type="spellEnd"/>
+      <w:r>
+        <w:t xml:space="preserve"> </w:t>
+      </w:r>
+      <w:proofErr w:type="spellStart"/>
+      <w:r>
+        <w:t>gói</w:t>
+      </w:r>
+      <w:proofErr w:type="spellEnd"/>
+      <w:r>
+        <w:t xml:space="preserve"> sản phẩm bản </w:t>
       </w:r>
       <w:r>
         <w:rPr>
@@ -1296,12 +5113,28 @@
         <w:t>.exe</w:t>
       </w:r>
       <w:r>
-        <w:t xml:space="preserve"> đầu tiên.</w:t>
+        <w:t xml:space="preserve"> </w:t>
+      </w:r>
+      <w:proofErr w:type="spellStart"/>
+      <w:r>
+        <w:t>đầu</w:t>
+      </w:r>
+      <w:proofErr w:type="spellEnd"/>
+      <w:r>
+        <w:t xml:space="preserve"> </w:t>
+      </w:r>
+      <w:proofErr w:type="spellStart"/>
+      <w:r>
+        <w:t>tiên</w:t>
+      </w:r>
+      <w:proofErr w:type="spellEnd"/>
+      <w:r>
+        <w:t>.</w:t>
       </w:r>
     </w:p>
     <w:p>
       <w:pPr>
-        <w:pStyle w:val="ThnVnban"/>
+        <w:pStyle w:val="BodyText"/>
       </w:pPr>
     </w:p>
     <w:sectPr>
@@ -1315,7 +5148,7 @@
 </file>
 
 <file path=word/numbering.xml><?xml version="1.0" encoding="utf-8"?>
-<w:numbering xmlns:wpc="http://schemas.microsoft.com/office/word/2010/wordprocessingCanvas" xmlns:cx="http://schemas.microsoft.com/office/drawing/2014/chartex" xmlns:cx1="http://schemas.microsoft.com/office/drawing/2015/9/8/chartex" xmlns:cx2="http://schemas.microsoft.com/office/drawing/2015/10/21/chartex" xmlns:cx3="http://schemas.microsoft.com/office/drawing/2016/5/9/chartex" xmlns:cx4="http://schemas.microsoft.com/office/drawing/2016/5/10/chartex" xmlns:cx5="http://schemas.microsoft.com/office/drawing/2016/5/11/chartex" xmlns:cx6="http://schemas.microsoft.com/office/drawing/2016/5/12/chartex" xmlns:cx7="http://schemas.microsoft.com/office/drawing/2016/5/13/chartex" xmlns:cx8="http://schemas.microsoft.com/office/drawing/2016/5/14/chartex" xmlns:mc="http://schemas.openxmlformats.org/markup-compatibility/2006" xmlns:aink="http://schemas.microsoft.com/office/drawing/2016/ink" xmlns:am3d="http://schemas.microsoft.com/office/drawing/2017/model3d" xmlns:o="urn:schemas-microsoft-com:office:office" xmlns:oel="http://schemas.microsoft.com/office/2019/extlst" xmlns:r="http://schemas.openxmlformats.org/officeDocument/2006/relationships" xmlns:m="http://schemas.openxmlformats.org/officeDocument/2006/math" xmlns:v="urn:schemas-microsoft-com:vml" xmlns:wp14="http://schemas.microsoft.com/office/word/2010/wordprocessingDrawing" xmlns:wp="http://schemas.openxmlformats.org/drawingml/2006/wordprocessingDrawing" xmlns:w10="urn:schemas-microsoft-com:office:word" xmlns:w="http://schemas.openxmlformats.org/wordprocessingml/2006/main" xmlns:w14="http://schemas.microsoft.com/office/word/2010/wordml" xmlns:w15="http://schemas.microsoft.com/office/word/2012/wordml" xmlns:w16cex="http://schemas.microsoft.com/office/word/2018/wordml/cex" xmlns:w16cid="http://schemas.microsoft.com/office/word/2016/wordml/cid" xmlns:w16="http://schemas.microsoft.com/office/word/2018/wordml" xmlns:w16du="http://schemas.microsoft.com/office/word/2023/wordml/word16du" xmlns:w16sdtdh="http://schemas.microsoft.com/office/word/2020/wordml/sdtdatahash" xmlns:w16sdtfl="http://schemas.microsoft.com/office/word/2024/wordml/sdtformatlock" xmlns:w16se="http://schemas.microsoft.com/office/word/2015/wordml/symex" xmlns:wpg="http://schemas.microsoft.com/office/word/2010/wordprocessingGroup" xmlns:wpi="http://schemas.microsoft.com/office/word/2010/wordprocessingInk" xmlns:wne="http://schemas.microsoft.com/office/word/2006/wordml" xmlns:wps="http://schemas.microsoft.com/office/word/2010/wordprocessingShape" mc:Ignorable="w14 w15 w16se w16cid w16 w16cex w16sdtdh w16sdtfl w16du wp14">
+<w:numbering xmlns:wpc="http://schemas.microsoft.com/office/word/2010/wordprocessingCanvas" xmlns:cx="http://schemas.microsoft.com/office/drawing/2014/chartex" xmlns:cx1="http://schemas.microsoft.com/office/drawing/2015/9/8/chartex" xmlns:cx2="http://schemas.microsoft.com/office/drawing/2015/10/21/chartex" xmlns:cx3="http://schemas.microsoft.com/office/drawing/2016/5/9/chartex" xmlns:cx4="http://schemas.microsoft.com/office/drawing/2016/5/10/chartex" xmlns:cx5="http://schemas.microsoft.com/office/drawing/2016/5/11/chartex" xmlns:cx6="http://schemas.microsoft.com/office/drawing/2016/5/12/chartex" xmlns:cx7="http://schemas.microsoft.com/office/drawing/2016/5/13/chartex" xmlns:cx8="http://schemas.microsoft.com/office/drawing/2016/5/14/chartex" xmlns:mc="http://schemas.openxmlformats.org/markup-compatibility/2006" xmlns:aink="http://schemas.microsoft.com/office/drawing/2016/ink" xmlns:am3d="http://schemas.microsoft.com/office/drawing/2017/model3d" xmlns:o="urn:schemas-microsoft-com:office:office" xmlns:oel="http://schemas.microsoft.com/office/2019/extlst" xmlns:r="http://schemas.openxmlformats.org/officeDocument/2006/relationships" xmlns:m="http://schemas.openxmlformats.org/officeDocument/2006/math" xmlns:v="urn:schemas-microsoft-com:vml" xmlns:wp14="http://schemas.microsoft.com/office/word/2010/wordprocessingDrawing" xmlns:wp="http://schemas.openxmlformats.org/drawingml/2006/wordprocessingDrawing" xmlns:w10="urn:schemas-microsoft-com:office:word" xmlns:w="http://schemas.openxmlformats.org/wordprocessingml/2006/main" xmlns:w14="http://schemas.microsoft.com/office/word/2010/wordml" xmlns:w15="http://schemas.microsoft.com/office/word/2012/wordml" xmlns:w16cei="http://schemas.microsoft.com/office/word/2026/wordml/cei" xmlns:w16cex="http://schemas.microsoft.com/office/word/2018/wordml/cex" xmlns:w16cid="http://schemas.microsoft.com/office/word/2016/wordml/cid" xmlns:w16="http://schemas.microsoft.com/office/word/2018/wordml" xmlns:w16du="http://schemas.microsoft.com/office/word/2023/wordml/word16du" xmlns:w16sdtdh="http://schemas.microsoft.com/office/word/2020/wordml/sdtdatahash" xmlns:w16sdtfl="http://schemas.microsoft.com/office/word/2024/wordml/sdtformatlock" xmlns:w16se="http://schemas.microsoft.com/office/word/2015/wordml/symex" xmlns:wpg="http://schemas.microsoft.com/office/word/2010/wordprocessingGroup" xmlns:wpi="http://schemas.microsoft.com/office/word/2010/wordprocessingInk" xmlns:wne="http://schemas.microsoft.com/office/word/2006/wordml" xmlns:wps="http://schemas.microsoft.com/office/word/2010/wordprocessingShape" mc:Ignorable="w14 w15 w16se w16cid w16 w16cex w16sdtdh w16sdtfl w16du wp14">
   <w:abstractNum w:abstractNumId="0" w15:restartNumberingAfterBreak="0">
     <w:nsid w:val="05AD5ECC"/>
     <w:multiLevelType w:val="multilevel"/>
@@ -2303,7 +6136,7 @@
     <w:lvl w:ilvl="0">
       <w:start w:val="1"/>
       <w:numFmt w:val="none"/>
-      <w:pStyle w:val="u1"/>
+      <w:pStyle w:val="Heading1"/>
       <w:suff w:val="nothing"/>
       <w:lvlText w:val=""/>
       <w:lvlJc w:val="left"/>
@@ -2317,7 +6150,7 @@
     <w:lvl w:ilvl="1">
       <w:start w:val="1"/>
       <w:numFmt w:val="none"/>
-      <w:pStyle w:val="u2"/>
+      <w:pStyle w:val="Heading2"/>
       <w:suff w:val="nothing"/>
       <w:lvlText w:val=""/>
       <w:lvlJc w:val="left"/>
@@ -2985,17 +6818,17 @@
     <w:lsdException w:name="Unresolved Mention" w:semiHidden="1" w:unhideWhenUsed="1"/>
     <w:lsdException w:name="Smart Link" w:semiHidden="1" w:unhideWhenUsed="1"/>
   </w:latentStyles>
-  <w:style w:type="paragraph" w:default="1" w:styleId="Binhthng">
+  <w:style w:type="paragraph" w:default="1" w:styleId="Normal">
     <w:name w:val="Normal"/>
     <w:qFormat/>
     <w:pPr>
       <w:widowControl w:val="0"/>
     </w:pPr>
   </w:style>
-  <w:style w:type="paragraph" w:styleId="u1">
+  <w:style w:type="paragraph" w:styleId="Heading1">
     <w:name w:val="heading 1"/>
     <w:basedOn w:val="Heading"/>
-    <w:next w:val="ThnVnban"/>
+    <w:next w:val="BodyText"/>
     <w:uiPriority w:val="9"/>
     <w:qFormat/>
     <w:pPr>
@@ -3011,10 +6844,10 @@
       <w:szCs w:val="36"/>
     </w:rPr>
   </w:style>
-  <w:style w:type="paragraph" w:styleId="u2">
+  <w:style w:type="paragraph" w:styleId="Heading2">
     <w:name w:val="heading 2"/>
     <w:basedOn w:val="Heading"/>
-    <w:next w:val="ThnVnban"/>
+    <w:next w:val="BodyText"/>
     <w:uiPriority w:val="9"/>
     <w:unhideWhenUsed/>
     <w:qFormat/>
@@ -3033,13 +6866,13 @@
       <w:szCs w:val="32"/>
     </w:rPr>
   </w:style>
-  <w:style w:type="character" w:default="1" w:styleId="Phngmcinhcuaoanvn">
+  <w:style w:type="character" w:default="1" w:styleId="DefaultParagraphFont">
     <w:name w:val="Default Paragraph Font"/>
     <w:uiPriority w:val="1"/>
     <w:semiHidden/>
     <w:unhideWhenUsed/>
   </w:style>
-  <w:style w:type="table" w:default="1" w:styleId="BangThngthng">
+  <w:style w:type="table" w:default="1" w:styleId="TableNormal">
     <w:name w:val="Normal Table"/>
     <w:uiPriority w:val="99"/>
     <w:semiHidden/>
@@ -3054,7 +6887,7 @@
       </w:tblCellMar>
     </w:tblPr>
   </w:style>
-  <w:style w:type="numbering" w:default="1" w:styleId="Khngco">
+  <w:style w:type="numbering" w:default="1" w:styleId="NoList">
     <w:name w:val="No List"/>
     <w:uiPriority w:val="99"/>
     <w:semiHidden/>
@@ -3069,8 +6902,8 @@
   </w:style>
   <w:style w:type="paragraph" w:customStyle="1" w:styleId="Heading">
     <w:name w:val="Heading"/>
-    <w:basedOn w:val="Binhthng"/>
-    <w:next w:val="ThnVnban"/>
+    <w:basedOn w:val="Normal"/>
+    <w:next w:val="BodyText"/>
     <w:qFormat/>
     <w:pPr>
       <w:keepNext/>
@@ -3082,20 +6915,20 @@
       <w:szCs w:val="28"/>
     </w:rPr>
   </w:style>
-  <w:style w:type="paragraph" w:styleId="ThnVnban">
+  <w:style w:type="paragraph" w:styleId="BodyText">
     <w:name w:val="Body Text"/>
-    <w:basedOn w:val="Binhthng"/>
+    <w:basedOn w:val="Normal"/>
     <w:pPr>
       <w:spacing w:after="140" w:line="276" w:lineRule="auto"/>
     </w:pPr>
   </w:style>
-  <w:style w:type="paragraph" w:styleId="Danhsach">
+  <w:style w:type="paragraph" w:styleId="List">
     <w:name w:val="List"/>
-    <w:basedOn w:val="ThnVnban"/>
+    <w:basedOn w:val="BodyText"/>
   </w:style>
-  <w:style w:type="paragraph" w:styleId="Chuthich">
+  <w:style w:type="paragraph" w:styleId="Caption">
     <w:name w:val="caption"/>
-    <w:basedOn w:val="Binhthng"/>
+    <w:basedOn w:val="Normal"/>
     <w:qFormat/>
     <w:pPr>
       <w:suppressLineNumbers/>
@@ -3108,7 +6941,7 @@
   </w:style>
   <w:style w:type="paragraph" w:customStyle="1" w:styleId="Index">
     <w:name w:val="Index"/>
-    <w:basedOn w:val="Binhthng"/>
+    <w:basedOn w:val="Normal"/>
     <w:qFormat/>
     <w:pPr>
       <w:suppressLineNumbers/>
@@ -3116,12 +6949,35 @@
   </w:style>
   <w:style w:type="paragraph" w:customStyle="1" w:styleId="PreformattedText">
     <w:name w:val="Preformatted Text"/>
-    <w:basedOn w:val="Binhthng"/>
+    <w:basedOn w:val="Normal"/>
     <w:qFormat/>
     <w:rPr>
       <w:rFonts w:ascii="Liberation Mono" w:eastAsia="Liberation Mono" w:hAnsi="Liberation Mono" w:cs="Liberation Mono"/>
       <w:sz w:val="20"/>
       <w:szCs w:val="20"/>
+    </w:rPr>
+  </w:style>
+  <w:style w:type="character" w:styleId="Hyperlink">
+    <w:name w:val="Hyperlink"/>
+    <w:basedOn w:val="DefaultParagraphFont"/>
+    <w:uiPriority w:val="99"/>
+    <w:unhideWhenUsed/>
+    <w:rsid w:val="00D8138A"/>
+    <w:rPr>
+      <w:color w:val="0000EE" w:themeColor="hyperlink"/>
+      <w:u w:val="single"/>
+    </w:rPr>
+  </w:style>
+  <w:style w:type="character" w:styleId="UnresolvedMention">
+    <w:name w:val="Unresolved Mention"/>
+    <w:basedOn w:val="DefaultParagraphFont"/>
+    <w:uiPriority w:val="99"/>
+    <w:semiHidden/>
+    <w:unhideWhenUsed/>
+    <w:rsid w:val="00D8138A"/>
+    <w:rPr>
+      <w:color w:val="605E5C"/>
+      <w:shd w:val="clear" w:color="auto" w:fill="E1DFDD"/>
     </w:rPr>
   </w:style>
 </w:styles>
